--- a/courseware/LP-Customer-Centric Branding and Communication Tactics.docx
+++ b/courseware/LP-Customer-Centric Branding and Communication Tactics.docx
@@ -1045,7 +1045,7 @@
                 <w:b w:val="0"/>
                 <w:sz w:val="19"/>
               </w:rPr>
-              <w:t>Slides 15–24</w:t>
+              <w:t>Slides 15–29</w:t>
             </w:r>
           </w:p>
         </w:tc>
@@ -1187,7 +1187,7 @@
                 <w:b w:val="0"/>
                 <w:sz w:val="19"/>
               </w:rPr>
-              <w:t>Slides 31–37</w:t>
+              <w:t>Slides 39–48</w:t>
             </w:r>
           </w:p>
         </w:tc>
@@ -1333,7 +1333,7 @@
                 <w:b w:val="0"/>
                 <w:sz w:val="19"/>
               </w:rPr>
-              <w:t>Slides 45–54</w:t>
+              <w:t>Slides 56–70</w:t>
             </w:r>
           </w:p>
         </w:tc>
@@ -1475,7 +1475,7 @@
                 <w:b w:val="0"/>
                 <w:sz w:val="19"/>
               </w:rPr>
-              <w:t>Slides 60–66</w:t>
+              <w:t>Slides 79–88</w:t>
             </w:r>
           </w:p>
         </w:tc>
@@ -1548,7 +1548,7 @@
                 <w:b w:val="0"/>
                 <w:sz w:val="19"/>
               </w:rPr>
-              <w:t>Slides 73–83</w:t>
+              <w:t>Slides 95–110</w:t>
             </w:r>
           </w:p>
         </w:tc>
@@ -1869,7 +1869,7 @@
                 <w:b w:val="0"/>
                 <w:sz w:val="19"/>
               </w:rPr>
-              <w:t>Slides 89–96</w:t>
+              <w:t>Slides 119–129</w:t>
             </w:r>
           </w:p>
         </w:tc>
@@ -2015,7 +2015,7 @@
                 <w:b w:val="0"/>
                 <w:sz w:val="19"/>
               </w:rPr>
-              <w:t>Slides 103–112</w:t>
+              <w:t>Slides 136–150</w:t>
             </w:r>
           </w:p>
         </w:tc>
@@ -2157,7 +2157,7 @@
                 <w:b w:val="0"/>
                 <w:sz w:val="19"/>
               </w:rPr>
-              <w:t>Slides 118–125</w:t>
+              <w:t>Slides 159–169</w:t>
             </w:r>
           </w:p>
         </w:tc>
@@ -2299,7 +2299,7 @@
                 <w:b w:val="0"/>
                 <w:sz w:val="19"/>
               </w:rPr>
-              <w:t>Slide 130</w:t>
+              <w:t>Slide 177</w:t>
             </w:r>
           </w:p>
         </w:tc>
@@ -2518,7 +2518,7 @@
                 <w:b w:val="0"/>
                 <w:sz w:val="19"/>
               </w:rPr>
-              <w:t>Slide 138</w:t>
+              <w:t>Slide 185</w:t>
             </w:r>
           </w:p>
         </w:tc>
@@ -2610,7 +2610,7 @@
         <w:pStyle w:val="Heading3"/>
       </w:pPr>
       <w:r>
-        <w:t>Activity 1 — Stakeholder Influence Mapping · Slide 18</w:t>
+        <w:t>Activity 1 — Stakeholder Influence Mapping · Slide 20</w:t>
       </w:r>
     </w:p>
     <w:p>
@@ -2633,7 +2633,7 @@
         <w:pStyle w:val="Heading3"/>
       </w:pPr>
       <w:r>
-        <w:t>Activity 2 — Audience Mapping Workshop · Slide 24</w:t>
+        <w:t>Activity 2 — Audience Mapping Workshop · Slide 29</w:t>
       </w:r>
     </w:p>
     <w:p>
@@ -2656,7 +2656,7 @@
         <w:pStyle w:val="Heading3"/>
       </w:pPr>
       <w:r>
-        <w:t>Activity 3 — Brand Attribute Mapping · Slide 31</w:t>
+        <w:t>Activity 3 — Brand Attribute Mapping · Slide 39</w:t>
       </w:r>
     </w:p>
     <w:p>
@@ -2679,7 +2679,7 @@
         <w:pStyle w:val="Heading3"/>
       </w:pPr>
       <w:r>
-        <w:t>Activity 4 — Digital Reputation Audit Exercise · Slide 37</w:t>
+        <w:t>Activity 4 — Digital Reputation Audit Exercise · Slide 48</w:t>
       </w:r>
     </w:p>
     <w:p>
@@ -2702,7 +2702,7 @@
         <w:pStyle w:val="Heading2"/>
       </w:pPr>
       <w:r>
-        <w:t>LU2 — Customer Influence · Slide 45</w:t>
+        <w:t>LU2 — Customer Influence · Slide 56</w:t>
       </w:r>
     </w:p>
     <w:p>
@@ -2755,7 +2755,7 @@
         <w:pStyle w:val="Heading3"/>
       </w:pPr>
       <w:r>
-        <w:t>Activity 5 — Brand Perception Audit · Slide 48</w:t>
+        <w:t>Activity 5 — Brand Perception Audit · Slide 61</w:t>
       </w:r>
     </w:p>
     <w:p>
@@ -2778,7 +2778,7 @@
         <w:pStyle w:val="Heading3"/>
       </w:pPr>
       <w:r>
-        <w:t>Activity 6 — Brand Advocacy Assessment · Slide 54</w:t>
+        <w:t>Activity 6 — Brand Advocacy Assessment · Slide 70</w:t>
       </w:r>
     </w:p>
     <w:p>
@@ -2801,7 +2801,7 @@
         <w:pStyle w:val="Heading3"/>
       </w:pPr>
       <w:r>
-        <w:t>Activity 7 — Campaign Documentation Audit · Slide 60</w:t>
+        <w:t>Activity 7 — Campaign Documentation Audit · Slide 79</w:t>
       </w:r>
     </w:p>
     <w:p>
@@ -2824,7 +2824,7 @@
         <w:pStyle w:val="Heading3"/>
       </w:pPr>
       <w:r>
-        <w:t>Activity 8 — Customer Perspective Analysis · Slide 66</w:t>
+        <w:t>Activity 8 — Customer Perspective Analysis · Slide 88</w:t>
       </w:r>
     </w:p>
     <w:p>
@@ -2847,7 +2847,7 @@
         <w:pStyle w:val="Heading2"/>
       </w:pPr>
       <w:r>
-        <w:t>LU3 — Branding in Marketing · Slide 73</w:t>
+        <w:t>LU3 — Branding in Marketing · Slide 95</w:t>
       </w:r>
     </w:p>
     <w:p>
@@ -2900,7 +2900,7 @@
         <w:pStyle w:val="Heading3"/>
       </w:pPr>
       <w:r>
-        <w:t>Activity 9 — Brand Audit Workshop · Slide 76</w:t>
+        <w:t>Activity 9 — Brand Audit Workshop · Slide 100</w:t>
       </w:r>
     </w:p>
     <w:p>
@@ -2923,7 +2923,7 @@
         <w:pStyle w:val="Heading3"/>
       </w:pPr>
       <w:r>
-        <w:t>Activity 10 — Brand-Marketing Audit Exercise · Slide 83</w:t>
+        <w:t>Activity 10 — Brand-Marketing Audit Exercise · Slide 110</w:t>
       </w:r>
     </w:p>
     <w:p>
@@ -2946,7 +2946,7 @@
         <w:pStyle w:val="Heading3"/>
       </w:pPr>
       <w:r>
-        <w:t>Activity 11 — Brand Activation Planning Workshop · Slide 89</w:t>
+        <w:t>Activity 11 — Brand Activation Planning Workshop · Slide 119</w:t>
       </w:r>
     </w:p>
     <w:p>
@@ -2969,7 +2969,7 @@
         <w:pStyle w:val="Heading3"/>
       </w:pPr>
       <w:r>
-        <w:t>Activity 12 — PR Campaign Budget Planning · Slide 96</w:t>
+        <w:t>Activity 12 — PR Campaign Budget Planning · Slide 129</w:t>
       </w:r>
     </w:p>
     <w:p>
@@ -2992,7 +2992,7 @@
         <w:pStyle w:val="Heading2"/>
       </w:pPr>
       <w:r>
-        <w:t>LU4 — Branding Effectiveness · Slide 103</w:t>
+        <w:t>LU4 — Branding Effectiveness · Slide 136</w:t>
       </w:r>
     </w:p>
     <w:p>
@@ -3045,7 +3045,7 @@
         <w:pStyle w:val="Heading3"/>
       </w:pPr>
       <w:r>
-        <w:t>Activity 13 — Platform Reputation Audit · Slide 106</w:t>
+        <w:t>Activity 13 — Platform Reputation Audit · Slide 141</w:t>
       </w:r>
     </w:p>
     <w:p>
@@ -3068,7 +3068,7 @@
         <w:pStyle w:val="Heading3"/>
       </w:pPr>
       <w:r>
-        <w:t>Activity 14 — Brand Health Assessment · Slide 112</w:t>
+        <w:t>Activity 14 — Brand Health Assessment · Slide 150</w:t>
       </w:r>
     </w:p>
     <w:p>
@@ -3091,7 +3091,7 @@
         <w:pStyle w:val="Heading3"/>
       </w:pPr>
       <w:r>
-        <w:t>Activity 15 — PR Crisis Response Plan · Slide 118</w:t>
+        <w:t>Activity 15 — PR Crisis Response Plan · Slide 159</w:t>
       </w:r>
     </w:p>
     <w:p>
@@ -3114,7 +3114,7 @@
         <w:pStyle w:val="Heading3"/>
       </w:pPr>
       <w:r>
-        <w:t>Activity 16 — KPI Dashboard Design · Slide 125</w:t>
+        <w:t>Activity 16 — KPI Dashboard Design · Slide 169</w:t>
       </w:r>
     </w:p>
     <w:p>
@@ -3137,7 +3137,7 @@
         <w:pStyle w:val="Heading3"/>
       </w:pPr>
       <w:r>
-        <w:t>Activity 17 — PR Campaign Audit Exercise · Slide 130</w:t>
+        <w:t>Activity 17 — PR Campaign Audit Exercise · Slide 177</w:t>
       </w:r>
     </w:p>
     <w:p>

--- a/courseware/LP-Customer-Centric Branding and Communication Tactics.docx
+++ b/courseware/LP-Customer-Centric Branding and Communication Tactics.docx
@@ -1045,7 +1045,7 @@
                 <w:b w:val="0"/>
                 <w:sz w:val="19"/>
               </w:rPr>
-              <w:t>Slides 15–29</w:t>
+              <w:t>Slides 15–35</w:t>
             </w:r>
           </w:p>
         </w:tc>
@@ -1187,7 +1187,7 @@
                 <w:b w:val="0"/>
                 <w:sz w:val="19"/>
               </w:rPr>
-              <w:t>Slides 39–48</w:t>
+              <w:t>Slides 48–60</w:t>
             </w:r>
           </w:p>
         </w:tc>
@@ -1333,7 +1333,7 @@
                 <w:b w:val="0"/>
                 <w:sz w:val="19"/>
               </w:rPr>
-              <w:t>Slides 56–70</w:t>
+              <w:t>Slides 68–88</w:t>
             </w:r>
           </w:p>
         </w:tc>
@@ -1475,7 +1475,7 @@
                 <w:b w:val="0"/>
                 <w:sz w:val="19"/>
               </w:rPr>
-              <w:t>Slides 79–88</w:t>
+              <w:t>Slides 100–112</w:t>
             </w:r>
           </w:p>
         </w:tc>
@@ -1548,7 +1548,7 @@
                 <w:b w:val="0"/>
                 <w:sz w:val="19"/>
               </w:rPr>
-              <w:t>Slides 95–110</w:t>
+              <w:t>Slides 119–140</w:t>
             </w:r>
           </w:p>
         </w:tc>
@@ -1869,7 +1869,7 @@
                 <w:b w:val="0"/>
                 <w:sz w:val="19"/>
               </w:rPr>
-              <w:t>Slides 119–129</w:t>
+              <w:t>Slides 152–165</w:t>
             </w:r>
           </w:p>
         </w:tc>
@@ -2015,7 +2015,7 @@
                 <w:b w:val="0"/>
                 <w:sz w:val="19"/>
               </w:rPr>
-              <w:t>Slides 136–150</w:t>
+              <w:t>Slides 172–192</w:t>
             </w:r>
           </w:p>
         </w:tc>
@@ -2157,7 +2157,7 @@
                 <w:b w:val="0"/>
                 <w:sz w:val="19"/>
               </w:rPr>
-              <w:t>Slides 159–169</w:t>
+              <w:t>Slides 204–217</w:t>
             </w:r>
           </w:p>
         </w:tc>
@@ -2299,7 +2299,7 @@
                 <w:b w:val="0"/>
                 <w:sz w:val="19"/>
               </w:rPr>
-              <w:t>Slide 177</w:t>
+              <w:t>Slide 228</w:t>
             </w:r>
           </w:p>
         </w:tc>
@@ -2518,7 +2518,7 @@
                 <w:b w:val="0"/>
                 <w:sz w:val="19"/>
               </w:rPr>
-              <w:t>Slide 185</w:t>
+              <w:t>Slide 236</w:t>
             </w:r>
           </w:p>
         </w:tc>
@@ -2610,7 +2610,7 @@
         <w:pStyle w:val="Heading3"/>
       </w:pPr>
       <w:r>
-        <w:t>Activity 1 — Stakeholder Influence Mapping · Slide 20</w:t>
+        <w:t>Activity 1 — Stakeholder Influence Mapping · Slide 23</w:t>
       </w:r>
     </w:p>
     <w:p>
@@ -2633,7 +2633,7 @@
         <w:pStyle w:val="Heading3"/>
       </w:pPr>
       <w:r>
-        <w:t>Activity 2 — Audience Mapping Workshop · Slide 29</w:t>
+        <w:t>Activity 2 — Audience Mapping Workshop · Slide 35</w:t>
       </w:r>
     </w:p>
     <w:p>
@@ -2656,7 +2656,7 @@
         <w:pStyle w:val="Heading3"/>
       </w:pPr>
       <w:r>
-        <w:t>Activity 3 — Brand Attribute Mapping · Slide 39</w:t>
+        <w:t>Activity 3 — Brand Attribute Mapping · Slide 48</w:t>
       </w:r>
     </w:p>
     <w:p>
@@ -2679,7 +2679,7 @@
         <w:pStyle w:val="Heading3"/>
       </w:pPr>
       <w:r>
-        <w:t>Activity 4 — Digital Reputation Audit Exercise · Slide 48</w:t>
+        <w:t>Activity 4 — Digital Reputation Audit Exercise · Slide 60</w:t>
       </w:r>
     </w:p>
     <w:p>
@@ -2702,7 +2702,7 @@
         <w:pStyle w:val="Heading2"/>
       </w:pPr>
       <w:r>
-        <w:t>LU2 — Customer Influence · Slide 56</w:t>
+        <w:t>LU2 — Customer Influence · Slide 68</w:t>
       </w:r>
     </w:p>
     <w:p>
@@ -2755,7 +2755,7 @@
         <w:pStyle w:val="Heading3"/>
       </w:pPr>
       <w:r>
-        <w:t>Activity 5 — Brand Perception Audit · Slide 61</w:t>
+        <w:t>Activity 5 — Brand Perception Audit · Slide 76</w:t>
       </w:r>
     </w:p>
     <w:p>
@@ -2778,7 +2778,7 @@
         <w:pStyle w:val="Heading3"/>
       </w:pPr>
       <w:r>
-        <w:t>Activity 6 — Brand Advocacy Assessment · Slide 70</w:t>
+        <w:t>Activity 6 — Brand Advocacy Assessment · Slide 88</w:t>
       </w:r>
     </w:p>
     <w:p>
@@ -2801,7 +2801,7 @@
         <w:pStyle w:val="Heading3"/>
       </w:pPr>
       <w:r>
-        <w:t>Activity 7 — Campaign Documentation Audit · Slide 79</w:t>
+        <w:t>Activity 7 — Campaign Documentation Audit · Slide 100</w:t>
       </w:r>
     </w:p>
     <w:p>
@@ -2824,7 +2824,7 @@
         <w:pStyle w:val="Heading3"/>
       </w:pPr>
       <w:r>
-        <w:t>Activity 8 — Customer Perspective Analysis · Slide 88</w:t>
+        <w:t>Activity 8 — Customer Perspective Analysis · Slide 112</w:t>
       </w:r>
     </w:p>
     <w:p>
@@ -2847,7 +2847,7 @@
         <w:pStyle w:val="Heading2"/>
       </w:pPr>
       <w:r>
-        <w:t>LU3 — Branding in Marketing · Slide 95</w:t>
+        <w:t>LU3 — Branding in Marketing · Slide 119</w:t>
       </w:r>
     </w:p>
     <w:p>
@@ -2900,7 +2900,7 @@
         <w:pStyle w:val="Heading3"/>
       </w:pPr>
       <w:r>
-        <w:t>Activity 9 — Brand Audit Workshop · Slide 100</w:t>
+        <w:t>Activity 9 — Brand Audit Workshop · Slide 127</w:t>
       </w:r>
     </w:p>
     <w:p>
@@ -2923,7 +2923,7 @@
         <w:pStyle w:val="Heading3"/>
       </w:pPr>
       <w:r>
-        <w:t>Activity 10 — Brand-Marketing Audit Exercise · Slide 110</w:t>
+        <w:t>Activity 10 — Brand-Marketing Audit Exercise · Slide 140</w:t>
       </w:r>
     </w:p>
     <w:p>
@@ -2946,7 +2946,7 @@
         <w:pStyle w:val="Heading3"/>
       </w:pPr>
       <w:r>
-        <w:t>Activity 11 — Brand Activation Planning Workshop · Slide 119</w:t>
+        <w:t>Activity 11 — Brand Activation Planning Workshop · Slide 152</w:t>
       </w:r>
     </w:p>
     <w:p>
@@ -2969,7 +2969,7 @@
         <w:pStyle w:val="Heading3"/>
       </w:pPr>
       <w:r>
-        <w:t>Activity 12 — PR Campaign Budget Planning · Slide 129</w:t>
+        <w:t>Activity 12 — PR Campaign Budget Planning · Slide 165</w:t>
       </w:r>
     </w:p>
     <w:p>
@@ -2992,7 +2992,7 @@
         <w:pStyle w:val="Heading2"/>
       </w:pPr>
       <w:r>
-        <w:t>LU4 — Branding Effectiveness · Slide 136</w:t>
+        <w:t>LU4 — Branding Effectiveness · Slide 172</w:t>
       </w:r>
     </w:p>
     <w:p>
@@ -3045,7 +3045,7 @@
         <w:pStyle w:val="Heading3"/>
       </w:pPr>
       <w:r>
-        <w:t>Activity 13 — Platform Reputation Audit · Slide 141</w:t>
+        <w:t>Activity 13 — Platform Reputation Audit · Slide 180</w:t>
       </w:r>
     </w:p>
     <w:p>
@@ -3068,7 +3068,7 @@
         <w:pStyle w:val="Heading3"/>
       </w:pPr>
       <w:r>
-        <w:t>Activity 14 — Brand Health Assessment · Slide 150</w:t>
+        <w:t>Activity 14 — Brand Health Assessment · Slide 192</w:t>
       </w:r>
     </w:p>
     <w:p>
@@ -3091,7 +3091,7 @@
         <w:pStyle w:val="Heading3"/>
       </w:pPr>
       <w:r>
-        <w:t>Activity 15 — PR Crisis Response Plan · Slide 159</w:t>
+        <w:t>Activity 15 — PR Crisis Response Plan · Slide 204</w:t>
       </w:r>
     </w:p>
     <w:p>
@@ -3114,7 +3114,7 @@
         <w:pStyle w:val="Heading3"/>
       </w:pPr>
       <w:r>
-        <w:t>Activity 16 — KPI Dashboard Design · Slide 169</w:t>
+        <w:t>Activity 16 — KPI Dashboard Design · Slide 217</w:t>
       </w:r>
     </w:p>
     <w:p>
@@ -3137,7 +3137,7 @@
         <w:pStyle w:val="Heading3"/>
       </w:pPr>
       <w:r>
-        <w:t>Activity 17 — PR Campaign Audit Exercise · Slide 177</w:t>
+        <w:t>Activity 17 — PR Campaign Audit Exercise · Slide 228</w:t>
       </w:r>
     </w:p>
     <w:p>

--- a/courseware/LP-Customer-Centric Branding and Communication Tactics.docx
+++ b/courseware/LP-Customer-Centric Branding and Communication Tactics.docx
@@ -1045,7 +1045,7 @@
                 <w:b w:val="0"/>
                 <w:sz w:val="19"/>
               </w:rPr>
-              <w:t>Slides 15–35</w:t>
+              <w:t>Slides 16–40</w:t>
             </w:r>
           </w:p>
         </w:tc>
@@ -1187,7 +1187,7 @@
                 <w:b w:val="0"/>
                 <w:sz w:val="19"/>
               </w:rPr>
-              <w:t>Slides 48–60</w:t>
+              <w:t>Slides 55–69</w:t>
             </w:r>
           </w:p>
         </w:tc>
@@ -1333,7 +1333,7 @@
                 <w:b w:val="0"/>
                 <w:sz w:val="19"/>
               </w:rPr>
-              <w:t>Slides 68–88</w:t>
+              <w:t>Slides 77–101</w:t>
             </w:r>
           </w:p>
         </w:tc>
@@ -1475,7 +1475,7 @@
                 <w:b w:val="0"/>
                 <w:sz w:val="19"/>
               </w:rPr>
-              <w:t>Slides 100–112</w:t>
+              <w:t>Slides 115–129</w:t>
             </w:r>
           </w:p>
         </w:tc>
@@ -1548,7 +1548,7 @@
                 <w:b w:val="0"/>
                 <w:sz w:val="19"/>
               </w:rPr>
-              <w:t>Slides 119–140</w:t>
+              <w:t>Slides 136–161</w:t>
             </w:r>
           </w:p>
         </w:tc>
@@ -1869,7 +1869,7 @@
                 <w:b w:val="0"/>
                 <w:sz w:val="19"/>
               </w:rPr>
-              <w:t>Slides 152–165</w:t>
+              <w:t>Slides 175–190</w:t>
             </w:r>
           </w:p>
         </w:tc>
@@ -2015,7 +2015,7 @@
                 <w:b w:val="0"/>
                 <w:sz w:val="19"/>
               </w:rPr>
-              <w:t>Slides 172–192</w:t>
+              <w:t>Slides 197–221</w:t>
             </w:r>
           </w:p>
         </w:tc>
@@ -2157,7 +2157,7 @@
                 <w:b w:val="0"/>
                 <w:sz w:val="19"/>
               </w:rPr>
-              <w:t>Slides 204–217</w:t>
+              <w:t>Slides 235–250</w:t>
             </w:r>
           </w:p>
         </w:tc>
@@ -2299,7 +2299,7 @@
                 <w:b w:val="0"/>
                 <w:sz w:val="19"/>
               </w:rPr>
-              <w:t>Slide 228</w:t>
+              <w:t>Slide 263</w:t>
             </w:r>
           </w:p>
         </w:tc>
@@ -2372,7 +2372,7 @@
                 <w:b w:val="0"/>
                 <w:sz w:val="19"/>
               </w:rPr>
-              <w:t>Slide 11</w:t>
+              <w:t>Slide 12</w:t>
             </w:r>
           </w:p>
         </w:tc>
@@ -2445,7 +2445,7 @@
                 <w:b w:val="0"/>
                 <w:sz w:val="19"/>
               </w:rPr>
-              <w:t>Slide 12</w:t>
+              <w:t>Slide 13</w:t>
             </w:r>
           </w:p>
         </w:tc>
@@ -2518,7 +2518,7 @@
                 <w:b w:val="0"/>
                 <w:sz w:val="19"/>
               </w:rPr>
-              <w:t>Slide 236</w:t>
+              <w:t>Slide 271</w:t>
             </w:r>
           </w:p>
         </w:tc>
@@ -2557,7 +2557,7 @@
         <w:pStyle w:val="Heading2"/>
       </w:pPr>
       <w:r>
-        <w:t>LU1 — Stakeholders and Organisation · Slide 15</w:t>
+        <w:t>LU1 — Stakeholders and Organisation · Slide 16</w:t>
       </w:r>
     </w:p>
     <w:p>
@@ -2610,7 +2610,7 @@
         <w:pStyle w:val="Heading3"/>
       </w:pPr>
       <w:r>
-        <w:t>Activity 1 — Stakeholder Influence Mapping · Slide 23</w:t>
+        <w:t>Activity 1 — Stakeholder Influence Mapping · Slide 26</w:t>
       </w:r>
     </w:p>
     <w:p>
@@ -2633,7 +2633,7 @@
         <w:pStyle w:val="Heading3"/>
       </w:pPr>
       <w:r>
-        <w:t>Activity 2 — Audience Mapping Workshop · Slide 35</w:t>
+        <w:t>Activity 2 — Audience Mapping Workshop · Slide 40</w:t>
       </w:r>
     </w:p>
     <w:p>
@@ -2656,7 +2656,7 @@
         <w:pStyle w:val="Heading3"/>
       </w:pPr>
       <w:r>
-        <w:t>Activity 3 — Brand Attribute Mapping · Slide 48</w:t>
+        <w:t>Activity 3 — Brand Attribute Mapping · Slide 55</w:t>
       </w:r>
     </w:p>
     <w:p>
@@ -2679,7 +2679,7 @@
         <w:pStyle w:val="Heading3"/>
       </w:pPr>
       <w:r>
-        <w:t>Activity 4 — Digital Reputation Audit Exercise · Slide 60</w:t>
+        <w:t>Activity 4 — Digital Reputation Audit Exercise · Slide 69</w:t>
       </w:r>
     </w:p>
     <w:p>
@@ -2702,7 +2702,7 @@
         <w:pStyle w:val="Heading2"/>
       </w:pPr>
       <w:r>
-        <w:t>LU2 — Customer Influence · Slide 68</w:t>
+        <w:t>LU2 — Customer Influence · Slide 77</w:t>
       </w:r>
     </w:p>
     <w:p>
@@ -2755,7 +2755,7 @@
         <w:pStyle w:val="Heading3"/>
       </w:pPr>
       <w:r>
-        <w:t>Activity 5 — Brand Perception Audit · Slide 76</w:t>
+        <w:t>Activity 5 — Brand Perception Audit · Slide 87</w:t>
       </w:r>
     </w:p>
     <w:p>
@@ -2778,7 +2778,7 @@
         <w:pStyle w:val="Heading3"/>
       </w:pPr>
       <w:r>
-        <w:t>Activity 6 — Brand Advocacy Assessment · Slide 88</w:t>
+        <w:t>Activity 6 — Brand Advocacy Assessment · Slide 101</w:t>
       </w:r>
     </w:p>
     <w:p>
@@ -2801,7 +2801,7 @@
         <w:pStyle w:val="Heading3"/>
       </w:pPr>
       <w:r>
-        <w:t>Activity 7 — Campaign Documentation Audit · Slide 100</w:t>
+        <w:t>Activity 7 — Campaign Documentation Audit · Slide 115</w:t>
       </w:r>
     </w:p>
     <w:p>
@@ -2824,7 +2824,7 @@
         <w:pStyle w:val="Heading3"/>
       </w:pPr>
       <w:r>
-        <w:t>Activity 8 — Customer Perspective Analysis · Slide 112</w:t>
+        <w:t>Activity 8 — Customer Perspective Analysis · Slide 129</w:t>
       </w:r>
     </w:p>
     <w:p>
@@ -2847,7 +2847,7 @@
         <w:pStyle w:val="Heading2"/>
       </w:pPr>
       <w:r>
-        <w:t>LU3 — Branding in Marketing · Slide 119</w:t>
+        <w:t>LU3 — Branding in Marketing · Slide 136</w:t>
       </w:r>
     </w:p>
     <w:p>
@@ -2900,7 +2900,7 @@
         <w:pStyle w:val="Heading3"/>
       </w:pPr>
       <w:r>
-        <w:t>Activity 9 — Brand Audit Workshop · Slide 127</w:t>
+        <w:t>Activity 9 — Brand Audit Workshop · Slide 146</w:t>
       </w:r>
     </w:p>
     <w:p>
@@ -2923,7 +2923,7 @@
         <w:pStyle w:val="Heading3"/>
       </w:pPr>
       <w:r>
-        <w:t>Activity 10 — Brand-Marketing Audit Exercise · Slide 140</w:t>
+        <w:t>Activity 10 — Brand-Marketing Audit Exercise · Slide 161</w:t>
       </w:r>
     </w:p>
     <w:p>
@@ -2946,7 +2946,7 @@
         <w:pStyle w:val="Heading3"/>
       </w:pPr>
       <w:r>
-        <w:t>Activity 11 — Brand Activation Planning Workshop · Slide 152</w:t>
+        <w:t>Activity 11 — Brand Activation Planning Workshop · Slide 175</w:t>
       </w:r>
     </w:p>
     <w:p>
@@ -2969,7 +2969,7 @@
         <w:pStyle w:val="Heading3"/>
       </w:pPr>
       <w:r>
-        <w:t>Activity 12 — PR Campaign Budget Planning · Slide 165</w:t>
+        <w:t>Activity 12 — PR Campaign Budget Planning · Slide 190</w:t>
       </w:r>
     </w:p>
     <w:p>
@@ -2992,7 +2992,7 @@
         <w:pStyle w:val="Heading2"/>
       </w:pPr>
       <w:r>
-        <w:t>LU4 — Branding Effectiveness · Slide 172</w:t>
+        <w:t>LU4 — Branding Effectiveness · Slide 197</w:t>
       </w:r>
     </w:p>
     <w:p>
@@ -3045,7 +3045,7 @@
         <w:pStyle w:val="Heading3"/>
       </w:pPr>
       <w:r>
-        <w:t>Activity 13 — Platform Reputation Audit · Slide 180</w:t>
+        <w:t>Activity 13 — Platform Reputation Audit · Slide 207</w:t>
       </w:r>
     </w:p>
     <w:p>
@@ -3068,7 +3068,7 @@
         <w:pStyle w:val="Heading3"/>
       </w:pPr>
       <w:r>
-        <w:t>Activity 14 — Brand Health Assessment · Slide 192</w:t>
+        <w:t>Activity 14 — Brand Health Assessment · Slide 221</w:t>
       </w:r>
     </w:p>
     <w:p>
@@ -3091,7 +3091,7 @@
         <w:pStyle w:val="Heading3"/>
       </w:pPr>
       <w:r>
-        <w:t>Activity 15 — PR Crisis Response Plan · Slide 204</w:t>
+        <w:t>Activity 15 — PR Crisis Response Plan · Slide 235</w:t>
       </w:r>
     </w:p>
     <w:p>
@@ -3114,7 +3114,7 @@
         <w:pStyle w:val="Heading3"/>
       </w:pPr>
       <w:r>
-        <w:t>Activity 16 — KPI Dashboard Design · Slide 217</w:t>
+        <w:t>Activity 16 — KPI Dashboard Design · Slide 250</w:t>
       </w:r>
     </w:p>
     <w:p>
@@ -3137,7 +3137,7 @@
         <w:pStyle w:val="Heading3"/>
       </w:pPr>
       <w:r>
-        <w:t>Activity 17 — PR Campaign Audit Exercise · Slide 228</w:t>
+        <w:t>Activity 17 — PR Campaign Audit Exercise · Slide 263</w:t>
       </w:r>
     </w:p>
     <w:p>

--- a/courseware/LP-Customer-Centric Branding and Communication Tactics.docx
+++ b/courseware/LP-Customer-Centric Branding and Communication Tactics.docx
@@ -179,7 +179,7 @@
           <w:color w:val="1F6FEB"/>
           <w:sz w:val="24"/>
         </w:rPr>
-        <w:t>Version 1.0</w:t>
+        <w:t>Version 1.1</w:t>
       </w:r>
     </w:p>
     <w:p>
@@ -341,6 +341,64 @@
           </w:p>
         </w:tc>
       </w:tr>
+      <w:tr>
+        <w:tc>
+          <w:tcPr>
+            <w:tcW w:type="dxa" w:w="2160"/>
+          </w:tcPr>
+          <w:p>
+            <w:r/>
+            <w:r>
+              <w:rPr>
+                <w:sz w:val="19"/>
+              </w:rPr>
+              <w:t>1.1</w:t>
+            </w:r>
+          </w:p>
+        </w:tc>
+        <w:tc>
+          <w:tcPr>
+            <w:tcW w:type="dxa" w:w="2160"/>
+          </w:tcPr>
+          <w:p>
+            <w:r/>
+            <w:r>
+              <w:rPr>
+                <w:sz w:val="19"/>
+              </w:rPr>
+              <w:t>7 August 2026</w:t>
+            </w:r>
+          </w:p>
+        </w:tc>
+        <w:tc>
+          <w:tcPr>
+            <w:tcW w:type="dxa" w:w="2160"/>
+          </w:tcPr>
+          <w:p>
+            <w:r/>
+            <w:r>
+              <w:rPr>
+                <w:sz w:val="19"/>
+              </w:rPr>
+              <w:t>Slide deck redesigned: concept slides enriched from the Architecting Brand Trust reference deck; per-activity step-by-step slides consolidated into single activity workflow slides.</w:t>
+            </w:r>
+          </w:p>
+        </w:tc>
+        <w:tc>
+          <w:tcPr>
+            <w:tcW w:type="dxa" w:w="2160"/>
+          </w:tcPr>
+          <w:p>
+            <w:r/>
+            <w:r>
+              <w:rPr>
+                <w:sz w:val="19"/>
+              </w:rPr>
+              <w:t>Tertiary Infotech Academy Pte Ltd</w:t>
+            </w:r>
+          </w:p>
+        </w:tc>
+      </w:tr>
     </w:tbl>
     <w:p>
       <w:r>
@@ -361,12 +419,256 @@
       </w:r>
     </w:p>
     <w:p>
+      <w:pPr>
+        <w:tabs>
+          <w:tab w:pos="9072" w:val="right" w:leader="dot"/>
+        </w:tabs>
+        <w:spacing w:after="60"/>
+      </w:pPr>
       <w:r>
-        <w:fldChar w:fldCharType="begin"/>
-        <w:instrText xml:space="preserve">TOC \o "1-3" \h \z \u</w:instrText>
-        <w:fldChar w:fldCharType="separate"/>
-        <w:t>Right-click and choose “Update Field”, or press F9, to build the table of contents.</w:t>
-        <w:fldChar w:fldCharType="end"/>
+        <w:rPr>
+          <w:rFonts w:ascii="Arial" w:hAnsi="Arial"/>
+          <w:b/>
+          <w:color w:val="333333"/>
+          <w:sz w:val="22"/>
+        </w:rPr>
+        <w:t>Course Information</w:t>
+        <w:tab/>
+        <w:t>4</w:t>
+      </w:r>
+    </w:p>
+    <w:p>
+      <w:pPr>
+        <w:tabs>
+          <w:tab w:pos="9072" w:val="right" w:leader="dot"/>
+        </w:tabs>
+        <w:spacing w:after="60"/>
+      </w:pPr>
+      <w:r>
+        <w:rPr>
+          <w:rFonts w:ascii="Arial" w:hAnsi="Arial"/>
+          <w:b/>
+          <w:color w:val="333333"/>
+          <w:sz w:val="22"/>
+        </w:rPr>
+        <w:t>Learning Outcomes</w:t>
+        <w:tab/>
+        <w:t>4</w:t>
+      </w:r>
+    </w:p>
+    <w:p>
+      <w:pPr>
+        <w:tabs>
+          <w:tab w:pos="9072" w:val="right" w:leader="dot"/>
+        </w:tabs>
+        <w:spacing w:after="60"/>
+      </w:pPr>
+      <w:r>
+        <w:rPr>
+          <w:rFonts w:ascii="Arial" w:hAnsi="Arial"/>
+          <w:b/>
+          <w:color w:val="333333"/>
+          <w:sz w:val="22"/>
+        </w:rPr>
+        <w:t>Assessment</w:t>
+        <w:tab/>
+        <w:t>4</w:t>
+      </w:r>
+    </w:p>
+    <w:p>
+      <w:pPr>
+        <w:tabs>
+          <w:tab w:pos="9072" w:val="right" w:leader="dot"/>
+        </w:tabs>
+        <w:spacing w:after="60"/>
+      </w:pPr>
+      <w:r>
+        <w:rPr>
+          <w:rFonts w:ascii="Arial" w:hAnsi="Arial"/>
+          <w:b/>
+          <w:color w:val="333333"/>
+          <w:sz w:val="22"/>
+        </w:rPr>
+        <w:t>Daily Schedule</w:t>
+        <w:tab/>
+        <w:t>5</w:t>
+      </w:r>
+    </w:p>
+    <w:p>
+      <w:pPr>
+        <w:tabs>
+          <w:tab w:pos="9072" w:val="right" w:leader="dot"/>
+        </w:tabs>
+        <w:spacing w:after="60"/>
+        <w:ind w:left="432"/>
+      </w:pPr>
+      <w:r>
+        <w:rPr>
+          <w:rFonts w:ascii="Arial" w:hAnsi="Arial"/>
+          <w:b w:val="0"/>
+          <w:color w:val="333333"/>
+          <w:sz w:val="21"/>
+        </w:rPr>
+        <w:t>Day 1 — Stakeholders, Customer Influence &amp; Branding in Marketing (starts)</w:t>
+        <w:tab/>
+        <w:t>5</w:t>
+      </w:r>
+    </w:p>
+    <w:p>
+      <w:pPr>
+        <w:tabs>
+          <w:tab w:pos="9072" w:val="right" w:leader="dot"/>
+        </w:tabs>
+        <w:spacing w:after="60"/>
+        <w:ind w:left="432"/>
+      </w:pPr>
+      <w:r>
+        <w:rPr>
+          <w:rFonts w:ascii="Arial" w:hAnsi="Arial"/>
+          <w:b w:val="0"/>
+          <w:color w:val="333333"/>
+          <w:sz w:val="21"/>
+        </w:rPr>
+        <w:t>Day 2 — Branding in Marketing (cont'd), Branding Effectiveness &amp; Assessment</w:t>
+        <w:tab/>
+        <w:t>5</w:t>
+      </w:r>
+    </w:p>
+    <w:p>
+      <w:pPr>
+        <w:tabs>
+          <w:tab w:pos="9072" w:val="right" w:leader="dot"/>
+        </w:tabs>
+        <w:spacing w:after="60"/>
+      </w:pPr>
+      <w:r>
+        <w:rPr>
+          <w:rFonts w:ascii="Arial" w:hAnsi="Arial"/>
+          <w:b/>
+          <w:color w:val="333333"/>
+          <w:sz w:val="22"/>
+        </w:rPr>
+        <w:t>Topic-by-Topic Breakdown</w:t>
+        <w:tab/>
+        <w:t>6</w:t>
+      </w:r>
+    </w:p>
+    <w:p>
+      <w:pPr>
+        <w:tabs>
+          <w:tab w:pos="9072" w:val="right" w:leader="dot"/>
+        </w:tabs>
+        <w:spacing w:after="60"/>
+        <w:ind w:left="432"/>
+      </w:pPr>
+      <w:r>
+        <w:rPr>
+          <w:rFonts w:ascii="Arial" w:hAnsi="Arial"/>
+          <w:b w:val="0"/>
+          <w:color w:val="333333"/>
+          <w:sz w:val="21"/>
+        </w:rPr>
+        <w:t>LU1 — Stakeholders and Organisation · Slide 15</w:t>
+        <w:tab/>
+        <w:t>6</w:t>
+      </w:r>
+    </w:p>
+    <w:p>
+      <w:pPr>
+        <w:tabs>
+          <w:tab w:pos="9072" w:val="right" w:leader="dot"/>
+        </w:tabs>
+        <w:spacing w:after="60"/>
+        <w:ind w:left="432"/>
+      </w:pPr>
+      <w:r>
+        <w:rPr>
+          <w:rFonts w:ascii="Arial" w:hAnsi="Arial"/>
+          <w:b w:val="0"/>
+          <w:color w:val="333333"/>
+          <w:sz w:val="21"/>
+        </w:rPr>
+        <w:t>LU2 — Customer Influence · Slide 26</w:t>
+        <w:tab/>
+        <w:t>7</w:t>
+      </w:r>
+    </w:p>
+    <w:p>
+      <w:pPr>
+        <w:tabs>
+          <w:tab w:pos="9072" w:val="right" w:leader="dot"/>
+        </w:tabs>
+        <w:spacing w:after="60"/>
+        <w:ind w:left="432"/>
+      </w:pPr>
+      <w:r>
+        <w:rPr>
+          <w:rFonts w:ascii="Arial" w:hAnsi="Arial"/>
+          <w:b w:val="0"/>
+          <w:color w:val="333333"/>
+          <w:sz w:val="21"/>
+        </w:rPr>
+        <w:t>LU3 — Branding in Marketing · Slide 37</w:t>
+        <w:tab/>
+        <w:t>8</w:t>
+      </w:r>
+    </w:p>
+    <w:p>
+      <w:pPr>
+        <w:tabs>
+          <w:tab w:pos="9072" w:val="right" w:leader="dot"/>
+        </w:tabs>
+        <w:spacing w:after="60"/>
+        <w:ind w:left="432"/>
+      </w:pPr>
+      <w:r>
+        <w:rPr>
+          <w:rFonts w:ascii="Arial" w:hAnsi="Arial"/>
+          <w:b w:val="0"/>
+          <w:color w:val="333333"/>
+          <w:sz w:val="21"/>
+        </w:rPr>
+        <w:t>LU4 — Branding Effectiveness · Slide 47</w:t>
+        <w:tab/>
+        <w:t>10</w:t>
+      </w:r>
+    </w:p>
+    <w:p>
+      <w:pPr>
+        <w:tabs>
+          <w:tab w:pos="9072" w:val="right" w:leader="dot"/>
+        </w:tabs>
+        <w:spacing w:after="60"/>
+      </w:pPr>
+      <w:r>
+        <w:rPr>
+          <w:rFonts w:ascii="Arial" w:hAnsi="Arial"/>
+          <w:b/>
+          <w:color w:val="333333"/>
+          <w:sz w:val="22"/>
+        </w:rPr>
+        <w:t>Resources Required</w:t>
+        <w:tab/>
+        <w:t>11</w:t>
+      </w:r>
+    </w:p>
+    <w:p>
+      <w:pPr>
+        <w:tabs>
+          <w:tab w:pos="9072" w:val="right" w:leader="dot"/>
+        </w:tabs>
+        <w:spacing w:after="60"/>
+      </w:pPr>
+      <w:r>
+        <w:rPr>
+          <w:rFonts w:ascii="Arial" w:hAnsi="Arial"/>
+          <w:b/>
+          <w:color w:val="333333"/>
+          <w:sz w:val="22"/>
+        </w:rPr>
+        <w:t>Assessment</w:t>
+        <w:tab/>
+        <w:t>11</w:t>
       </w:r>
     </w:p>
     <w:p>
@@ -675,7 +977,7 @@
               <w:rPr>
                 <w:sz w:val="20"/>
               </w:rPr>
-              <w:t>[Trainer Name]</w:t>
+              <w:t>Dr. Alfred Ang</w:t>
             </w:r>
           </w:p>
         </w:tc>
@@ -1045,7 +1347,7 @@
                 <w:b w:val="0"/>
                 <w:sz w:val="19"/>
               </w:rPr>
-              <w:t>Slides 16–40</w:t>
+              <w:t>Slides 15–22</w:t>
             </w:r>
           </w:p>
         </w:tc>
@@ -1187,7 +1489,7 @@
                 <w:b w:val="0"/>
                 <w:sz w:val="19"/>
               </w:rPr>
-              <w:t>Slides 55–69</w:t>
+              <w:t>Slides 23–24</w:t>
             </w:r>
           </w:p>
         </w:tc>
@@ -1333,7 +1635,7 @@
                 <w:b w:val="0"/>
                 <w:sz w:val="19"/>
               </w:rPr>
-              <w:t>Slides 77–101</w:t>
+              <w:t>Slides 26–33</w:t>
             </w:r>
           </w:p>
         </w:tc>
@@ -1475,7 +1777,7 @@
                 <w:b w:val="0"/>
                 <w:sz w:val="19"/>
               </w:rPr>
-              <w:t>Slides 115–129</w:t>
+              <w:t>Slides 34–35</w:t>
             </w:r>
           </w:p>
         </w:tc>
@@ -1548,7 +1850,7 @@
                 <w:b w:val="0"/>
                 <w:sz w:val="19"/>
               </w:rPr>
-              <w:t>Slides 136–161</w:t>
+              <w:t>Slides 37–43</w:t>
             </w:r>
           </w:p>
         </w:tc>
@@ -1869,7 +2171,7 @@
                 <w:b w:val="0"/>
                 <w:sz w:val="19"/>
               </w:rPr>
-              <w:t>Slides 175–190</w:t>
+              <w:t>Slides 44–45</w:t>
             </w:r>
           </w:p>
         </w:tc>
@@ -2015,7 +2317,7 @@
                 <w:b w:val="0"/>
                 <w:sz w:val="19"/>
               </w:rPr>
-              <w:t>Slides 197–221</w:t>
+              <w:t>Slides 47–56</w:t>
             </w:r>
           </w:p>
         </w:tc>
@@ -2157,7 +2459,7 @@
                 <w:b w:val="0"/>
                 <w:sz w:val="19"/>
               </w:rPr>
-              <w:t>Slides 235–250</w:t>
+              <w:t>Slides 57–58</w:t>
             </w:r>
           </w:p>
         </w:tc>
@@ -2299,7 +2601,7 @@
                 <w:b w:val="0"/>
                 <w:sz w:val="19"/>
               </w:rPr>
-              <w:t>Slide 263</w:t>
+              <w:t>Slide 59</w:t>
             </w:r>
           </w:p>
         </w:tc>
@@ -2372,7 +2674,7 @@
                 <w:b w:val="0"/>
                 <w:sz w:val="19"/>
               </w:rPr>
-              <w:t>Slide 12</w:t>
+              <w:t>Slide 11</w:t>
             </w:r>
           </w:p>
         </w:tc>
@@ -2445,7 +2747,7 @@
                 <w:b w:val="0"/>
                 <w:sz w:val="19"/>
               </w:rPr>
-              <w:t>Slide 13</w:t>
+              <w:t>Slide 12</w:t>
             </w:r>
           </w:p>
         </w:tc>
@@ -2518,7 +2820,7 @@
                 <w:b w:val="0"/>
                 <w:sz w:val="19"/>
               </w:rPr>
-              <w:t>Slide 271</w:t>
+              <w:t>Slide 63</w:t>
             </w:r>
           </w:p>
         </w:tc>
@@ -2557,7 +2859,7 @@
         <w:pStyle w:val="Heading2"/>
       </w:pPr>
       <w:r>
-        <w:t>LU1 — Stakeholders and Organisation · Slide 16</w:t>
+        <w:t>LU1 — Stakeholders and Organisation · Slide 15</w:t>
       </w:r>
     </w:p>
     <w:p>
@@ -2610,7 +2912,7 @@
         <w:pStyle w:val="Heading3"/>
       </w:pPr>
       <w:r>
-        <w:t>Activity 1 — Stakeholder Influence Mapping · Slide 26</w:t>
+        <w:t>Activity 1 — Stakeholder Influence Mapping · Slide 21</w:t>
       </w:r>
     </w:p>
     <w:p>
@@ -2633,7 +2935,7 @@
         <w:pStyle w:val="Heading3"/>
       </w:pPr>
       <w:r>
-        <w:t>Activity 2 — Audience Mapping Workshop · Slide 40</w:t>
+        <w:t>Activity 2 — Audience Mapping Workshop · Slide 22</w:t>
       </w:r>
     </w:p>
     <w:p>
@@ -2656,7 +2958,7 @@
         <w:pStyle w:val="Heading3"/>
       </w:pPr>
       <w:r>
-        <w:t>Activity 3 — Brand Attribute Mapping · Slide 55</w:t>
+        <w:t>Activity 3 — Brand Attribute Mapping · Slide 23</w:t>
       </w:r>
     </w:p>
     <w:p>
@@ -2679,7 +2981,7 @@
         <w:pStyle w:val="Heading3"/>
       </w:pPr>
       <w:r>
-        <w:t>Activity 4 — Digital Reputation Audit Exercise · Slide 69</w:t>
+        <w:t>Activity 4 — Digital Reputation Audit Exercise · Slide 24</w:t>
       </w:r>
     </w:p>
     <w:p>
@@ -2702,7 +3004,7 @@
         <w:pStyle w:val="Heading2"/>
       </w:pPr>
       <w:r>
-        <w:t>LU2 — Customer Influence · Slide 77</w:t>
+        <w:t>LU2 — Customer Influence · Slide 26</w:t>
       </w:r>
     </w:p>
     <w:p>
@@ -2755,7 +3057,7 @@
         <w:pStyle w:val="Heading3"/>
       </w:pPr>
       <w:r>
-        <w:t>Activity 5 — Brand Perception Audit · Slide 87</w:t>
+        <w:t>Activity 5 — Brand Perception Audit · Slide 32</w:t>
       </w:r>
     </w:p>
     <w:p>
@@ -2778,7 +3080,7 @@
         <w:pStyle w:val="Heading3"/>
       </w:pPr>
       <w:r>
-        <w:t>Activity 6 — Brand Advocacy Assessment · Slide 101</w:t>
+        <w:t>Activity 6 — Brand Advocacy Assessment · Slide 33</w:t>
       </w:r>
     </w:p>
     <w:p>
@@ -2801,7 +3103,7 @@
         <w:pStyle w:val="Heading3"/>
       </w:pPr>
       <w:r>
-        <w:t>Activity 7 — Campaign Documentation Audit · Slide 115</w:t>
+        <w:t>Activity 7 — Campaign Documentation Audit · Slide 34</w:t>
       </w:r>
     </w:p>
     <w:p>
@@ -2824,7 +3126,7 @@
         <w:pStyle w:val="Heading3"/>
       </w:pPr>
       <w:r>
-        <w:t>Activity 8 — Customer Perspective Analysis · Slide 129</w:t>
+        <w:t>Activity 8 — Customer Perspective Analysis · Slide 35</w:t>
       </w:r>
     </w:p>
     <w:p>
@@ -2847,7 +3149,7 @@
         <w:pStyle w:val="Heading2"/>
       </w:pPr>
       <w:r>
-        <w:t>LU3 — Branding in Marketing · Slide 136</w:t>
+        <w:t>LU3 — Branding in Marketing · Slide 37</w:t>
       </w:r>
     </w:p>
     <w:p>
@@ -2900,7 +3202,7 @@
         <w:pStyle w:val="Heading3"/>
       </w:pPr>
       <w:r>
-        <w:t>Activity 9 — Brand Audit Workshop · Slide 146</w:t>
+        <w:t>Activity 9 — Brand Audit Workshop · Slide 42</w:t>
       </w:r>
     </w:p>
     <w:p>
@@ -2923,7 +3225,7 @@
         <w:pStyle w:val="Heading3"/>
       </w:pPr>
       <w:r>
-        <w:t>Activity 10 — Brand-Marketing Audit Exercise · Slide 161</w:t>
+        <w:t>Activity 10 — Brand-Marketing Audit Exercise · Slide 43</w:t>
       </w:r>
     </w:p>
     <w:p>
@@ -2946,7 +3248,7 @@
         <w:pStyle w:val="Heading3"/>
       </w:pPr>
       <w:r>
-        <w:t>Activity 11 — Brand Activation Planning Workshop · Slide 175</w:t>
+        <w:t>Activity 11 — Brand Activation Planning Workshop · Slide 44</w:t>
       </w:r>
     </w:p>
     <w:p>
@@ -2969,7 +3271,7 @@
         <w:pStyle w:val="Heading3"/>
       </w:pPr>
       <w:r>
-        <w:t>Activity 12 — PR Campaign Budget Planning · Slide 190</w:t>
+        <w:t>Activity 12 — PR Campaign Budget Planning · Slide 45</w:t>
       </w:r>
     </w:p>
     <w:p>
@@ -2992,7 +3294,7 @@
         <w:pStyle w:val="Heading2"/>
       </w:pPr>
       <w:r>
-        <w:t>LU4 — Branding Effectiveness · Slide 197</w:t>
+        <w:t>LU4 — Branding Effectiveness · Slide 47</w:t>
       </w:r>
     </w:p>
     <w:p>
@@ -3045,7 +3347,7 @@
         <w:pStyle w:val="Heading3"/>
       </w:pPr>
       <w:r>
-        <w:t>Activity 13 — Platform Reputation Audit · Slide 207</w:t>
+        <w:t>Activity 13 — Platform Reputation Audit · Slide 55</w:t>
       </w:r>
     </w:p>
     <w:p>
@@ -3068,7 +3370,7 @@
         <w:pStyle w:val="Heading3"/>
       </w:pPr>
       <w:r>
-        <w:t>Activity 14 — Brand Health Assessment · Slide 221</w:t>
+        <w:t>Activity 14 — Brand Health Assessment · Slide 56</w:t>
       </w:r>
     </w:p>
     <w:p>
@@ -3091,7 +3393,7 @@
         <w:pStyle w:val="Heading3"/>
       </w:pPr>
       <w:r>
-        <w:t>Activity 15 — PR Crisis Response Plan · Slide 235</w:t>
+        <w:t>Activity 15 — PR Crisis Response Plan · Slide 57</w:t>
       </w:r>
     </w:p>
     <w:p>
@@ -3114,7 +3416,7 @@
         <w:pStyle w:val="Heading3"/>
       </w:pPr>
       <w:r>
-        <w:t>Activity 16 — KPI Dashboard Design · Slide 250</w:t>
+        <w:t>Activity 16 — KPI Dashboard Design · Slide 58</w:t>
       </w:r>
     </w:p>
     <w:p>
@@ -3137,7 +3439,7 @@
         <w:pStyle w:val="Heading3"/>
       </w:pPr>
       <w:r>
-        <w:t>Activity 17 — PR Campaign Audit Exercise · Slide 263</w:t>
+        <w:t>Activity 17 — PR Campaign Audit Exercise · Slide 59</w:t>
       </w:r>
     </w:p>
     <w:p>

--- a/courseware/LP-Customer-Centric Branding and Communication Tactics.docx
+++ b/courseware/LP-Customer-Centric Branding and Communication Tactics.docx
@@ -179,7 +179,7 @@
           <w:color w:val="1F6FEB"/>
           <w:sz w:val="24"/>
         </w:rPr>
-        <w:t>Version 1.0</w:t>
+        <w:t>Version 2.4</w:t>
       </w:r>
     </w:p>
     <w:p>
@@ -323,6 +323,296 @@
                 <w:sz w:val="19"/>
               </w:rPr>
               <w:t>First version.</w:t>
+            </w:r>
+          </w:p>
+        </w:tc>
+        <w:tc>
+          <w:tcPr>
+            <w:tcW w:type="dxa" w:w="2160"/>
+          </w:tcPr>
+          <w:p>
+            <w:r/>
+            <w:r>
+              <w:rPr>
+                <w:sz w:val="19"/>
+              </w:rPr>
+              <w:t>Tertiary Infotech Academy Pte Ltd</w:t>
+            </w:r>
+          </w:p>
+        </w:tc>
+      </w:tr>
+      <w:tr>
+        <w:tc>
+          <w:tcPr>
+            <w:tcW w:type="dxa" w:w="2160"/>
+          </w:tcPr>
+          <w:p>
+            <w:r/>
+            <w:r>
+              <w:rPr>
+                <w:sz w:val="19"/>
+              </w:rPr>
+              <w:t>2.0</w:t>
+            </w:r>
+          </w:p>
+        </w:tc>
+        <w:tc>
+          <w:tcPr>
+            <w:tcW w:type="dxa" w:w="2160"/>
+          </w:tcPr>
+          <w:p>
+            <w:r/>
+            <w:r>
+              <w:rPr>
+                <w:sz w:val="19"/>
+              </w:rPr>
+              <w:t>4 August 2026</w:t>
+            </w:r>
+          </w:p>
+        </w:tc>
+        <w:tc>
+          <w:tcPr>
+            <w:tcW w:type="dxa" w:w="2160"/>
+          </w:tcPr>
+          <w:p>
+            <w:r/>
+            <w:r>
+              <w:rPr>
+                <w:sz w:val="19"/>
+              </w:rPr>
+              <w:t>Converted in-class activities to case-study/role-play format (scenario, roles, discussion prompts, reflection points); no schedule/timing changes.</w:t>
+            </w:r>
+          </w:p>
+        </w:tc>
+        <w:tc>
+          <w:tcPr>
+            <w:tcW w:type="dxa" w:w="2160"/>
+          </w:tcPr>
+          <w:p>
+            <w:r/>
+            <w:r>
+              <w:rPr>
+                <w:sz w:val="19"/>
+              </w:rPr>
+              <w:t>Tertiary Infotech Academy Pte Ltd</w:t>
+            </w:r>
+          </w:p>
+        </w:tc>
+      </w:tr>
+      <w:tr>
+        <w:tc>
+          <w:tcPr>
+            <w:tcW w:type="dxa" w:w="2160"/>
+          </w:tcPr>
+          <w:p>
+            <w:r/>
+            <w:r>
+              <w:rPr>
+                <w:sz w:val="19"/>
+              </w:rPr>
+              <w:t>2.1</w:t>
+            </w:r>
+          </w:p>
+        </w:tc>
+        <w:tc>
+          <w:tcPr>
+            <w:tcW w:type="dxa" w:w="2160"/>
+          </w:tcPr>
+          <w:p>
+            <w:r/>
+            <w:r>
+              <w:rPr>
+                <w:sz w:val="19"/>
+              </w:rPr>
+              <w:t>5 August 2026</w:t>
+            </w:r>
+          </w:p>
+        </w:tc>
+        <w:tc>
+          <w:tcPr>
+            <w:tcW w:type="dxa" w:w="2160"/>
+          </w:tcPr>
+          <w:p>
+            <w:r/>
+            <w:r>
+              <w:rPr>
+                <w:sz w:val="19"/>
+              </w:rPr>
+              <w:t>Refreshed slide-number citations throughout to align with courseware deck v4 (245 slides, expanded diagram library); no content or schedule change.</w:t>
+            </w:r>
+          </w:p>
+        </w:tc>
+        <w:tc>
+          <w:tcPr>
+            <w:tcW w:type="dxa" w:w="2160"/>
+          </w:tcPr>
+          <w:p>
+            <w:r/>
+            <w:r>
+              <w:rPr>
+                <w:sz w:val="19"/>
+              </w:rPr>
+              <w:t>Tertiary Infotech Academy Pte Ltd</w:t>
+            </w:r>
+          </w:p>
+        </w:tc>
+      </w:tr>
+      <w:tr>
+        <w:tc>
+          <w:tcPr>
+            <w:tcW w:type="dxa" w:w="2160"/>
+          </w:tcPr>
+          <w:p>
+            <w:r/>
+            <w:r>
+              <w:rPr>
+                <w:sz w:val="19"/>
+              </w:rPr>
+              <w:t>2.2</w:t>
+            </w:r>
+          </w:p>
+        </w:tc>
+        <w:tc>
+          <w:tcPr>
+            <w:tcW w:type="dxa" w:w="2160"/>
+          </w:tcPr>
+          <w:p>
+            <w:r/>
+            <w:r>
+              <w:rPr>
+                <w:sz w:val="19"/>
+              </w:rPr>
+              <w:t>6 August 2026</w:t>
+            </w:r>
+          </w:p>
+        </w:tc>
+        <w:tc>
+          <w:tcPr>
+            <w:tcW w:type="dxa" w:w="2160"/>
+          </w:tcPr>
+          <w:p>
+            <w:r/>
+            <w:r>
+              <w:rPr>
+                <w:sz w:val="19"/>
+              </w:rPr>
+              <w:t>Courseware deck regenerated as v5: AI-rendered infographic visuals (AntV engine) replace native diagrams across most What-is/How-it-works/Compare theory slots in all 4 Learning Units for a more visual, less text-heavy deck. Slide count and page numbers unchanged (245 slides); no schedule or LP content change.</w:t>
+            </w:r>
+          </w:p>
+        </w:tc>
+        <w:tc>
+          <w:tcPr>
+            <w:tcW w:type="dxa" w:w="2160"/>
+          </w:tcPr>
+          <w:p>
+            <w:r/>
+            <w:r>
+              <w:rPr>
+                <w:sz w:val="19"/>
+              </w:rPr>
+              <w:t>Tertiary Infotech Academy Pte Ltd</w:t>
+            </w:r>
+          </w:p>
+        </w:tc>
+      </w:tr>
+      <w:tr>
+        <w:tc>
+          <w:tcPr>
+            <w:tcW w:type="dxa" w:w="2160"/>
+          </w:tcPr>
+          <w:p>
+            <w:r/>
+            <w:r>
+              <w:rPr>
+                <w:sz w:val="19"/>
+              </w:rPr>
+              <w:t>2.3</w:t>
+            </w:r>
+          </w:p>
+        </w:tc>
+        <w:tc>
+          <w:tcPr>
+            <w:tcW w:type="dxa" w:w="2160"/>
+          </w:tcPr>
+          <w:p>
+            <w:r/>
+            <w:r>
+              <w:rPr>
+                <w:sz w:val="19"/>
+              </w:rPr>
+              <w:t>7 August 2026</w:t>
+            </w:r>
+          </w:p>
+        </w:tc>
+        <w:tc>
+          <w:tcPr>
+            <w:tcW w:type="dxa" w:w="2160"/>
+          </w:tcPr>
+          <w:p>
+            <w:r/>
+            <w:r>
+              <w:rPr>
+                <w:sz w:val="19"/>
+              </w:rPr>
+              <w:t>Courseware deck regenerated as v6: trimmed the per-activity Reference Table, Why-It-Matters statement and Key-Takeaways recap slides, and the per-topic activity-preview slide, to bring total slide count down from 245 to roughly 190 for better 2-day pacing. Core theory (What is / How it Works / Compare / Supporting Data), all case-study examples, and all activity slides (scenario, roles, discussion, reflection) are unchanged. Page-number citations below refreshed to match; no change to schedule or activity content.</w:t>
+            </w:r>
+          </w:p>
+        </w:tc>
+        <w:tc>
+          <w:tcPr>
+            <w:tcW w:type="dxa" w:w="2160"/>
+          </w:tcPr>
+          <w:p>
+            <w:r/>
+            <w:r>
+              <w:rPr>
+                <w:sz w:val="19"/>
+              </w:rPr>
+              <w:t>Tertiary Infotech Academy Pte Ltd</w:t>
+            </w:r>
+          </w:p>
+        </w:tc>
+      </w:tr>
+      <w:tr>
+        <w:tc>
+          <w:tcPr>
+            <w:tcW w:type="dxa" w:w="2160"/>
+          </w:tcPr>
+          <w:p>
+            <w:r/>
+            <w:r>
+              <w:rPr>
+                <w:sz w:val="19"/>
+              </w:rPr>
+              <w:t>2.4</w:t>
+            </w:r>
+          </w:p>
+        </w:tc>
+        <w:tc>
+          <w:tcPr>
+            <w:tcW w:type="dxa" w:w="2160"/>
+          </w:tcPr>
+          <w:p>
+            <w:r/>
+            <w:r>
+              <w:rPr>
+                <w:sz w:val="19"/>
+              </w:rPr>
+              <w:t>11 August 2026</w:t>
+            </w:r>
+          </w:p>
+        </w:tc>
+        <w:tc>
+          <w:tcPr>
+            <w:tcW w:type="dxa" w:w="2160"/>
+          </w:tcPr>
+          <w:p>
+            <w:r/>
+            <w:r>
+              <w:rPr>
+                <w:sz w:val="19"/>
+              </w:rPr>
+              <w:t>Courseware deck regenerated as v7: replaced the five dark-navy full-bleed 'impact' slides (the four LU closing-thought quotes and the course wrap-up playbook) and all 17 K/A sub-topic divider slides with the deck's standard white-background house design, for full visual consistency across the deck. Slide count, content and schedule unchanged.</w:t>
             </w:r>
           </w:p>
         </w:tc>
@@ -1045,7 +1335,7 @@
                 <w:b w:val="0"/>
                 <w:sz w:val="19"/>
               </w:rPr>
-              <w:t>Slides 16–40</w:t>
+              <w:t>Slides 16–33</w:t>
             </w:r>
           </w:p>
         </w:tc>
@@ -1187,7 +1477,7 @@
                 <w:b w:val="0"/>
                 <w:sz w:val="19"/>
               </w:rPr>
-              <w:t>Slides 55–69</w:t>
+              <w:t>Slides 42–51</w:t>
             </w:r>
           </w:p>
         </w:tc>
@@ -1333,7 +1623,7 @@
                 <w:b w:val="0"/>
                 <w:sz w:val="19"/>
               </w:rPr>
-              <w:t>Slides 77–101</w:t>
+              <w:t>Slides 56–72</w:t>
             </w:r>
           </w:p>
         </w:tc>
@@ -1475,7 +1765,7 @@
                 <w:b w:val="0"/>
                 <w:sz w:val="19"/>
               </w:rPr>
-              <w:t>Slides 115–129</w:t>
+              <w:t>Slides 81–90</w:t>
             </w:r>
           </w:p>
         </w:tc>
@@ -1548,7 +1838,7 @@
                 <w:b w:val="0"/>
                 <w:sz w:val="19"/>
               </w:rPr>
-              <w:t>Slides 136–161</w:t>
+              <w:t>Slides 96–112</w:t>
             </w:r>
           </w:p>
         </w:tc>
@@ -1869,7 +2159,7 @@
                 <w:b w:val="0"/>
                 <w:sz w:val="19"/>
               </w:rPr>
-              <w:t>Slides 175–190</w:t>
+              <w:t>Slides 121–130</w:t>
             </w:r>
           </w:p>
         </w:tc>
@@ -2015,7 +2305,7 @@
                 <w:b w:val="0"/>
                 <w:sz w:val="19"/>
               </w:rPr>
-              <w:t>Slides 197–221</w:t>
+              <w:t>Slides 135–151</w:t>
             </w:r>
           </w:p>
         </w:tc>
@@ -2157,7 +2447,7 @@
                 <w:b w:val="0"/>
                 <w:sz w:val="19"/>
               </w:rPr>
-              <w:t>Slides 235–250</w:t>
+              <w:t>Slides 160–170</w:t>
             </w:r>
           </w:p>
         </w:tc>
@@ -2299,7 +2589,7 @@
                 <w:b w:val="0"/>
                 <w:sz w:val="19"/>
               </w:rPr>
-              <w:t>Slide 263</w:t>
+              <w:t>Slide 179</w:t>
             </w:r>
           </w:p>
         </w:tc>
@@ -2518,7 +2808,7 @@
                 <w:b w:val="0"/>
                 <w:sz w:val="19"/>
               </w:rPr>
-              <w:t>Slide 271</w:t>
+              <w:t>Slide 187</w:t>
             </w:r>
           </w:p>
         </w:tc>
@@ -2610,7 +2900,7 @@
         <w:pStyle w:val="Heading3"/>
       </w:pPr>
       <w:r>
-        <w:t>Activity 1 — Stakeholder Influence Mapping · Slide 26</w:t>
+        <w:t>Activity 1 — Stakeholder Influence Mapping · Slide 23</w:t>
       </w:r>
     </w:p>
     <w:p>
@@ -2620,7 +2910,7 @@
     </w:p>
     <w:p>
       <w:r>
-        <w:t>Scenario: Your company is launching a new sustainability initiative. Map internal and external stakeholders, assess their influence levels, and design engagement strategies for each group.</w:t>
+        <w:t>Scenario: Nimbus Wellness Pte Ltd, a 25-person Singapore boutique skincare and wellness brand, is three months from its 5th-anniversary relaunch. The founder has committed to a new sustainable-packaging line as the centrepiece of the relaunch story. Not everyone is convinced. Retail operations worries the new packaging will raise unit cost and slow reorders. A wellness retail chain that carries Nimbus in 40 outlets wants proof the change won't disrupt supply before it commits fresh shelf space. Meanwhile a vocal community of long-time customers on social media is already asking why Nimbus hasn't "gone green" sooner. Before the founder locks the relaunch brief, your table must map who genuinely has power and interest in this decision — and design how to bring each group along, not just announce it to them.</w:t>
       </w:r>
     </w:p>
     <w:p>
@@ -2633,7 +2923,7 @@
         <w:pStyle w:val="Heading3"/>
       </w:pPr>
       <w:r>
-        <w:t>Activity 2 — Audience Mapping Workshop · Slide 40</w:t>
+        <w:t>Activity 2 — Audience Mapping Workshop · Slide 33</w:t>
       </w:r>
     </w:p>
     <w:p>
@@ -2643,7 +2933,7 @@
     </w:p>
     <w:p>
       <w:r>
-        <w:t>Scenario: Your company is launching a new sustainability product line. Map external audiences and develop targeted messaging strategies for each segment.</w:t>
+        <w:t>Scenario: Nimbus Wellness's 5th-anniversary relaunch has to speak to four very different audiences at once: existing loyal customers who feel the brand has drifted from them, new customers discovering Nimbus while comparing it to a competitor, the wellness retail chain deciding whether to expand shelf space, and the lifestyle press deciding whether the relaunch is even a story worth covering. The Marketing Lead has one shared relaunch deck for all four groups. Your table's job is to show her, with evidence, why it cannot say the same thing to all four the same way — and what should change for each.</w:t>
       </w:r>
     </w:p>
     <w:p>
@@ -2656,7 +2946,7 @@
         <w:pStyle w:val="Heading3"/>
       </w:pPr>
       <w:r>
-        <w:t>Activity 3 — Brand Attribute Mapping · Slide 55</w:t>
+        <w:t>Activity 3 — Brand Attribute Mapping · Slide 42</w:t>
       </w:r>
     </w:p>
     <w:p>
@@ -2666,7 +2956,7 @@
     </w:p>
     <w:p>
       <w:r>
-        <w:t>Scenario: Design a brand identity for a new fitness app targeting busy professionals, mapping both hard attributes (features) and soft attributes (lifestyle benefits) into a compelling visual concept.</w:t>
+        <w:t>Scenario: For the relaunch, the founder wants one page that finally settles what Nimbus stands for — because right now the brand isn't described the same way twice. Retail calls it "affordable self-care." Marketing calls it "clean beauty for real skin." Customer Service calls it "the brand that actually replies." Your table must map Nimbus's hard attributes (the real product facts) and soft attributes (the feelings those facts create) into one brand concept the founder can approve — and that all three teams could say in their own words.</w:t>
       </w:r>
     </w:p>
     <w:p>
@@ -2679,7 +2969,7 @@
         <w:pStyle w:val="Heading3"/>
       </w:pPr>
       <w:r>
-        <w:t>Activity 4 — Digital Reputation Audit Exercise · Slide 69</w:t>
+        <w:t>Activity 4 — Digital Reputation Audit Exercise · Slide 51</w:t>
       </w:r>
     </w:p>
     <w:p>
@@ -2689,7 +2979,7 @@
     </w:p>
     <w:p>
       <w:r>
-        <w:t>Scenario: Your organisation has received mixed customer feedback across social platforms. Conduct a reputation assessment to identify improvement opportunities and develop an action plan.</w:t>
+        <w:t>Scenario: Six months ago a competitor's viral campaign pulled attention away from Nimbus Wellness. Since then, engagement has fallen and reviews increasingly say the brand "doesn't feel personal anymore." Before the founder finalises the relaunch brief, leadership wants a clear-eyed audit of where Nimbus's reputation actually stands today — not where the founder assumes it stands.</w:t>
       </w:r>
     </w:p>
     <w:p>
@@ -2702,7 +2992,7 @@
         <w:pStyle w:val="Heading2"/>
       </w:pPr>
       <w:r>
-        <w:t>LU2 — Customer Influence · Slide 77</w:t>
+        <w:t>LU2 — Customer Influence · Slide 56</w:t>
       </w:r>
     </w:p>
     <w:p>
@@ -2755,7 +3045,7 @@
         <w:pStyle w:val="Heading3"/>
       </w:pPr>
       <w:r>
-        <w:t>Activity 5 — Brand Perception Audit · Slide 87</w:t>
+        <w:t>Activity 5 — Brand Perception Audit · Slide 63</w:t>
       </w:r>
     </w:p>
     <w:p>
@@ -2765,7 +3055,7 @@
     </w:p>
     <w:p>
       <w:r>
-        <w:t>Scenario: Your company recently received mixed customer reviews. Management believes service quality is excellent, but customer-satisfaction scores are declining. Conduct a perception audit to identify the gaps.</w:t>
+        <w:t>Scenario: The Activity 4 reputation audit surfaced one theme again and again: customers say Nimbus Wellness "doesn't feel personal anymore." Marketing's official position is that nothing has changed — the formulas, ingredients and packaging are exactly what they were a year ago. If the product itself hasn't moved, something else has. A closer look at Customer Service's own numbers hints at where: average reply time has improved since two outlets added self-checkout kiosks and the contact-centre adopted faster chat macros. The technical quality — what the product does — looks unchanged on paper. But the value quality — how it feels to deal with Nimbus — may have quietly slipped underneath the metrics leadership actually tracks. Before the founder locks the relaunch brief, your table must compare what Marketing believes against what a sample of real customer feedback actually says, and turn the difference into a short, prioritised gap list leadership can act on this week.</w:t>
       </w:r>
     </w:p>
     <w:p>
@@ -2778,7 +3068,7 @@
         <w:pStyle w:val="Heading3"/>
       </w:pPr>
       <w:r>
-        <w:t>Activity 6 — Brand Advocacy Assessment · Slide 101</w:t>
+        <w:t>Activity 6 — Brand Advocacy Assessment · Slide 72</w:t>
       </w:r>
     </w:p>
     <w:p>
@@ -2788,7 +3078,7 @@
     </w:p>
     <w:p>
       <w:r>
-        <w:t>Scenario: Your company recently received mixed reviews online. As brand manager, analyse customer feedback and develop an advocacy strategy to improve brand reputation through existing satisfied customers.</w:t>
+        <w:t>Scenario: Activity 5 traced the perception gap mostly to Value Quality — the feeling of being known — rather than to the product itself. That is, in one sense, good news: it means Nimbus already has the raw material to fix it. The same loyal-customer Facebook community that has been asking "why hasn't Nimbus gone green sooner?" is still active, still buying, and still willing to talk about the brand. The founder now wants the relaunch to lean on these genuine advocates rather than paid media alone. But the online review picture is mixed — some customers are clearly still delighted, others are the ones driving the "doesn't feel personal anymore" narrative, and a few are firmly on the fence. Your table's job is to read the available feedback, identify who the real advocates are, and design an advocacy assessment and strategy that strengthens the loop before the anniversary campaign goes live — without ignoring the risk that a negative experience could restart the narrative that hurt Nimbus six months ago.</w:t>
       </w:r>
     </w:p>
     <w:p>
@@ -2801,7 +3091,7 @@
         <w:pStyle w:val="Heading3"/>
       </w:pPr>
       <w:r>
-        <w:t>Activity 7 — Campaign Documentation Audit · Slide 115</w:t>
+        <w:t>Activity 7 — Campaign Documentation Audit · Slide 81</w:t>
       </w:r>
     </w:p>
     <w:p>
@@ -2811,7 +3101,7 @@
     </w:p>
     <w:p>
       <w:r>
-        <w:t>Scenario: Your company launched a new product branding campaign three months ago. Management needs a documentation report on customer reception and campaign outcomes to inform future marketing investment.</w:t>
+        <w:t>Scenario: Three months ago, before committing the full relaunch budget, the Marketing Lead quietly piloted a small "Behind the Jar" campaign — a short Instagram Stories series introducing the new sustainable-packaging story to a slice of the loyal-customer community, alongside one boosted post, a short unpaid write-up from a local lifestyle blog, and a supporting post on the Nimbus website. Nobody kept a single, consistent record of how it performed. Some numbers live in a Marketing team member's spreadsheet, some in a Notion page nobody else can find, and the rest is only in people's memory of "it went pretty well." With the Board wanting proof that the full relaunch campaign works — not just louder impressions — that will not be good enough this time. Your table's job is to reconstruct what actually happened to the pilot campaign across paid, earned, shared and owned media, and turn it into a documentation framework the team can reuse for the real relaunch three months from now.</w:t>
       </w:r>
     </w:p>
     <w:p>
@@ -2824,7 +3114,7 @@
         <w:pStyle w:val="Heading3"/>
       </w:pPr>
       <w:r>
-        <w:t>Activity 8 — Customer Perspective Analysis · Slide 129</w:t>
+        <w:t>Activity 8 — Customer Perspective Analysis · Slide 90</w:t>
       </w:r>
     </w:p>
     <w:p>
@@ -2834,7 +3124,7 @@
     </w:p>
     <w:p>
       <w:r>
-        <w:t>Scenario: You receive a complaint from a long-term customer expressing frustration about recent service changes. They say they feel 'unheard' and 'unimportant' to your organisation.</w:t>
+        <w:t>Scenario: Priya has bought from Nimbus Wellness since its first year. Last night she read the same community Facebook thread the Activity 4 audit flagged — customers saying Nimbus "doesn't feel personal anymore" — and she agrees. This morning she calls Customer Service, frustrated, wanting to know why the brand she used to feel loyal to now treats her like any other order number. The rep taking the call has a real average-handle-time target and a bank of quick-reply macros that would close this call in under two minutes. But leadership has asked every Customer Service call this week to be an active-listening opportunity, not just a resolution — because this exact situation is what the relaunch's active-listening approach will need to prove it can handle. Your group of three will run this call as a role play, coached in real time against the 3 P's, then turn what was actually said — not just what was resolved — into a documented customer-perspective insight for the relaunch team.</w:t>
       </w:r>
     </w:p>
     <w:p>
@@ -2847,7 +3137,7 @@
         <w:pStyle w:val="Heading2"/>
       </w:pPr>
       <w:r>
-        <w:t>LU3 — Branding in Marketing · Slide 136</w:t>
+        <w:t>LU3 — Branding in Marketing · Slide 96</w:t>
       </w:r>
     </w:p>
     <w:p>
@@ -2900,7 +3190,7 @@
         <w:pStyle w:val="Heading3"/>
       </w:pPr>
       <w:r>
-        <w:t>Activity 9 — Brand Audit Workshop · Slide 146</w:t>
+        <w:t>Activity 9 — Brand Audit Workshop · Slide 103</w:t>
       </w:r>
     </w:p>
     <w:p>
@@ -2910,7 +3200,7 @@
     </w:p>
     <w:p>
       <w:r>
-        <w:t>Scenario: You are consulting for a local restaurant with inconsistent branding across their website, social media, and physical location. The owner wants to understand how to create unified brand guidelines.</w:t>
+        <w:t>Scenario: Nimbus Wellness now has an approved brand concept line from the LU1 attribute-mapping work — but the founder has noticed that the website, the in-store signage and the Instagram bio still each describe the brand slightly differently. Nothing has actually been written down as a standard. With the 5th-anniversary relaunch three months away, the founder wants one brand-guidelines document that Retail, Marketing and Customer Service can all point to — before a single relaunch asset (banner, caption, staff script) gets produced. Your table has been asked to draft that guidelines document from the brand concept line Nimbus already approved.</w:t>
       </w:r>
     </w:p>
     <w:p>
@@ -2923,7 +3213,7 @@
         <w:pStyle w:val="Heading3"/>
       </w:pPr>
       <w:r>
-        <w:t>Activity 10 — Brand-Marketing Audit Exercise · Slide 161</w:t>
+        <w:t>Activity 10 — Brand-Marketing Audit Exercise · Slide 112</w:t>
       </w:r>
     </w:p>
     <w:p>
@@ -2933,7 +3223,7 @@
     </w:p>
     <w:p>
       <w:r>
-        <w:t>Scenario: You are a marketing manager evaluating how well your company's current marketing campaigns align with brand identity. Select a real company and analyse one of their recent marketing campaigns.</w:t>
+        <w:t>Scenario: The Marketing Lead has just shown your table Nimbus's most recent campaign: a two-week discount push on the best-selling serum, promoted purely on price. It performed well on sales, but the founder is uneasy — it never once mentioned the brand values from the LU1 attribute map, and a few loyal customers commented that it "felt like any other skincare sale." Before the relaunch campaign is greenlit, leadership wants proof that Nimbus's marketing activity is actually building the brand, not just borrowing short-term attention from it. Your table has been asked to audit the discount campaign against Nimbus's approved brand identity.</w:t>
       </w:r>
     </w:p>
     <w:p>
@@ -2946,7 +3236,7 @@
         <w:pStyle w:val="Heading3"/>
       </w:pPr>
       <w:r>
-        <w:t>Activity 11 — Brand Activation Planning Workshop · Slide 175</w:t>
+        <w:t>Activity 11 — Brand Activation Planning Workshop · Slide 121</w:t>
       </w:r>
     </w:p>
     <w:p>
@@ -2956,7 +3246,7 @@
     </w:p>
     <w:p>
       <w:r>
-        <w:t>Scenario: Your organisation wants to launch a new product line and needs to increase brand awareness by 40% within 6 months. Design a multi-channel campaign that includes both digital and experiential elements.</w:t>
+        <w:t>Scenario: The brand guidelines are drafted and the consistency gaps are named. Now the founder needs an actual activation plan for the 5th-anniversary relaunch — the campaign that has to win back the customers who say Nimbus "doesn't feel personal anymore" while reaching new customers who are comparing Nimbus to the competitor whose viral campaign started this six months ago. The founder has one non-negotiable: the relaunch needs at least one experiential element, not just another round of social ads — something people can walk into, touch or take part in, and want to share themselves. Your table's job is to design the channel mix, the core message and that one experiential element, all traceable back to the brand concept and voice Nimbus has already approved.</w:t>
       </w:r>
     </w:p>
     <w:p>
@@ -2969,7 +3259,7 @@
         <w:pStyle w:val="Heading3"/>
       </w:pPr>
       <w:r>
-        <w:t>Activity 12 — PR Campaign Budget Planning · Slide 190</w:t>
+        <w:t>Activity 12 — PR Campaign Budget Planning · Slide 130</w:t>
       </w:r>
     </w:p>
     <w:p>
@@ -2979,7 +3269,7 @@
     </w:p>
     <w:p>
       <w:r>
-        <w:t>Scenario: You're the marketing manager for a growth-stage tech company launching a new product. Create a PR campaign budget aligned with the brand positioning strategy.</w:t>
+        <w:t>Scenario: The CEO has approved a bounded PR budget for the 5th-anniversary relaunch — but not a blank cheque. Before a single dollar is spent, the CEO wants to see it allocated across earned, owned and paid channels in a way that visibly matches Nimbus's brand positioning, not just whichever channel the Marketing team finds easiest to book. The Board has already flagged a second concern for after the relaunch: they want ongoing proof the campaign improved Nimbus's reputation, not just its impression count — so today's budget plan needs KPIs the Board can actually hold the team to. Your table has been asked to build the PR budget proposal the CEO will sign off on.</w:t>
       </w:r>
     </w:p>
     <w:p>
@@ -2992,7 +3282,7 @@
         <w:pStyle w:val="Heading2"/>
       </w:pPr>
       <w:r>
-        <w:t>LU4 — Branding Effectiveness · Slide 197</w:t>
+        <w:t>LU4 — Branding Effectiveness · Slide 135</w:t>
       </w:r>
     </w:p>
     <w:p>
@@ -3045,7 +3335,7 @@
         <w:pStyle w:val="Heading3"/>
       </w:pPr>
       <w:r>
-        <w:t>Activity 13 — Platform Reputation Audit · Slide 207</w:t>
+        <w:t>Activity 13 — Platform Reputation Audit · Slide 142</w:t>
       </w:r>
     </w:p>
     <w:p>
@@ -3055,7 +3345,7 @@
     </w:p>
     <w:p>
       <w:r>
-        <w:t>Scenario: Your organisation needs to establish reputation monitoring for a new product launch across social media, review sites, and business platforms.</w:t>
+        <w:t>Scenario: Three weeks after Nimbus Wellness's 5th-anniversary relaunch went live, the founder is celebrating a spike in impressions and website traffic. The Board isn't satisfied with raw numbers, though — it wants to know whether the relaunch actually repaired the "doesn't feel personal anymore" perception gap uncovered before the campaign, or just produced a short-term spike in attention. Marketing has a folder of screenshots — likes, shares, a handful of glowing reviews — but no one has compared this to what reputation looked like before the relaunch, or checked the platforms customers actually complain on, like Google reviews and the wellness retail chain's own app. Before Marketing reports back to the Board next week, your table must build the audit that separates real reputation movement from relaunch-week noise.</w:t>
       </w:r>
     </w:p>
     <w:p>
@@ -3068,7 +3358,7 @@
         <w:pStyle w:val="Heading3"/>
       </w:pPr>
       <w:r>
-        <w:t>Activity 14 — Brand Health Assessment · Slide 221</w:t>
+        <w:t>Activity 14 — Brand Health Assessment · Slide 151</w:t>
       </w:r>
     </w:p>
     <w:p>
@@ -3078,7 +3368,7 @@
     </w:p>
     <w:p>
       <w:r>
-        <w:t>Scenario: You are a marketing manager evaluating your company's brand performance using both traditional and digital metrics.</w:t>
+        <w:t>Scenario: The Board's real question isn't "did the relaunch get noticed" — it's whether Nimbus's brand is genuinely healthier than it was six months ago. Marketing has awareness numbers on hand, but no one has looked at loyalty, financial impact or trust together. The founder is due to present a "State of the Brand" update to the Board in two weeks, right after the relaunch's first full sales cycle closes. She has asked your table for a one-page brand-health scorecard she can defend line by line. Customer Service has also noticed something odd: several long-time customers who complained the brand "feels distant" are now leaving five-star reviews again — but repeat-purchase data hasn't moved yet.</w:t>
       </w:r>
     </w:p>
     <w:p>
@@ -3091,7 +3381,7 @@
         <w:pStyle w:val="Heading3"/>
       </w:pPr>
       <w:r>
-        <w:t>Activity 15 — PR Crisis Response Plan · Slide 235</w:t>
+        <w:t>Activity 15 — PR Crisis Response Plan · Slide 160</w:t>
       </w:r>
     </w:p>
     <w:p>
@@ -3101,7 +3391,7 @@
     </w:p>
     <w:p>
       <w:r>
-        <w:t>Scenario: Your company faces negative social-media coverage about product-quality issues. Design a comprehensive PR response strategy using the tactics learned.</w:t>
+        <w:t>Scenario: It's 9pm, the night before the founder's biggest relaunch media interview yet. A customer posts a video of her new Nimbus jar — from the new sustainable packaging line launched with the anniversary campaign — cracked and leaking product, captioned "the 'eco-friendly' packaging Nimbus is so proud of." Within two hours it has hundreds of shares and a wave of other customers replying with their own photos. Operations thinks it may be a single bad batch from the new packaging supplier, but can't confirm numbers until morning. The journalist doing tomorrow's interview has already seen the thread and has emailed asking whether Nimbus knew about a defect before launch. The founder wants to say nothing until Operations has the full facts — but the thread is growing every hour, and tomorrow's interview is unavoidable. Your group must decide what Nimbus does tonight, and what the spokesperson says tomorrow morning.</w:t>
       </w:r>
     </w:p>
     <w:p>
@@ -3114,7 +3404,7 @@
         <w:pStyle w:val="Heading3"/>
       </w:pPr>
       <w:r>
-        <w:t>Activity 16 — KPI Dashboard Design · Slide 250</w:t>
+        <w:t>Activity 16 — KPI Dashboard Design · Slide 170</w:t>
       </w:r>
     </w:p>
     <w:p>
@@ -3124,7 +3414,7 @@
     </w:p>
     <w:p>
       <w:r>
-        <w:t>Scenario: Create a brand KPI monitoring framework for a retail company launching new product lines.</w:t>
+        <w:t>Scenario: The Board's ask is specific: it wants a KPI framework it can check every month after the relaunch, not a one-off report from Marketing whenever someone remembers to send it. The founder, who is not a numbers person, has asked for something she can read in five minutes and still trust. Right now every department tracks something different — Marketing watches follower counts, Retail watches footfall, Customer Service watches response times — and none of it is compared against a target or a deadline. Last month someone reported "engagement is up" without saying up from what, or by when it should keep rising. Your table's job is to turn this scattered activity into a small set of SMART KPIs the Board can actually govern the relaunch by.</w:t>
       </w:r>
     </w:p>
     <w:p>
@@ -3137,7 +3427,7 @@
         <w:pStyle w:val="Heading3"/>
       </w:pPr>
       <w:r>
-        <w:t>Activity 17 — PR Campaign Audit Exercise · Slide 263</w:t>
+        <w:t>Activity 17 — PR Campaign Audit Exercise · Slide 179</w:t>
       </w:r>
     </w:p>
     <w:p>
@@ -3147,7 +3437,7 @@
     </w:p>
     <w:p>
       <w:r>
-        <w:t>Scenario: Your organisation's recent product-launch campaign achieved 500K impressions but only 15% top-tier coverage and 45% message penetration. Stakeholders are questioning the campaign's business impact.</w:t>
+        <w:t>Scenario: It's now two months after the 5th-anniversary relaunch. The Board has seen the KPI dashboard designed in the last activity, and the numbers are mixed: impressions are up sharply, but the "doesn't feel personal anymore" sentiment has only partly recovered, and one retail partner is still hesitant to expand shelf space. The founder wants one final audit before she reports to the Board — not a scorecard of what Nimbus did, but a verdict on whether the relaunch campaign actually worked, and three concrete recommendations for what happens next. This is the same audit the Board will expect Nimbus to repeat after every future campaign — so your table isn't just closing out the relaunch, it's building the habit the brand will run on going forward.</w:t>
       </w:r>
     </w:p>
     <w:p>

--- a/courseware/LP-Customer-Centric Branding and Communication Tactics.docx
+++ b/courseware/LP-Customer-Centric Branding and Communication Tactics.docx
@@ -179,7 +179,7 @@
           <w:color w:val="1F6FEB"/>
           <w:sz w:val="24"/>
         </w:rPr>
-        <w:t>Version 2.5</w:t>
+        <w:t>Version 2.6</w:t>
       </w:r>
     </w:p>
     <w:p>
@@ -689,6 +689,64 @@
           </w:p>
         </w:tc>
       </w:tr>
+      <w:tr>
+        <w:tc>
+          <w:tcPr>
+            <w:tcW w:type="dxa" w:w="2160"/>
+          </w:tcPr>
+          <w:p>
+            <w:r/>
+            <w:r>
+              <w:rPr>
+                <w:sz w:val="19"/>
+              </w:rPr>
+              <w:t>2.6</w:t>
+            </w:r>
+          </w:p>
+        </w:tc>
+        <w:tc>
+          <w:tcPr>
+            <w:tcW w:type="dxa" w:w="2160"/>
+          </w:tcPr>
+          <w:p>
+            <w:r/>
+            <w:r>
+              <w:rPr>
+                <w:sz w:val="19"/>
+              </w:rPr>
+              <w:t>12 August 2026</w:t>
+            </w:r>
+          </w:p>
+        </w:tc>
+        <w:tc>
+          <w:tcPr>
+            <w:tcW w:type="dxa" w:w="2160"/>
+          </w:tcPr>
+          <w:p>
+            <w:r/>
+            <w:r>
+              <w:rPr>
+                <w:sz w:val="19"/>
+              </w:rPr>
+              <w:t>Courseware deck regenerated as v9. The three imported AI-rendered diagrams were replaced with native house-style vector diagrams, and native PowerPoint charts, KPI scorecards and swimlane process maps were added. New communication-tactics content across all four Learning Units (the 5 C's, the 3 P's of active listening, trust-building language, omnichannel evidence, the CCM workflow, service metrics and the SCR message structure). Varied, role-based slide transitions and staged entrance animations replace the uniform fade. Detailed step-by-step facilitation guides for all 17 activities were published to the Learner Guide and the per-activity artefact packs; the deck itself carries no step-by-step instructions. Page-number citations below refreshed to match; no change to the schedule or activity durations.</w:t>
+            </w:r>
+          </w:p>
+        </w:tc>
+        <w:tc>
+          <w:tcPr>
+            <w:tcW w:type="dxa" w:w="2160"/>
+          </w:tcPr>
+          <w:p>
+            <w:r/>
+            <w:r>
+              <w:rPr>
+                <w:sz w:val="19"/>
+              </w:rPr>
+              <w:t>Tertiary Infotech Academy Pte Ltd</w:t>
+            </w:r>
+          </w:p>
+        </w:tc>
+      </w:tr>
     </w:tbl>
     <w:p>
       <w:r>
@@ -709,12 +767,256 @@
       </w:r>
     </w:p>
     <w:p>
+      <w:pPr>
+        <w:tabs>
+          <w:tab w:pos="9072" w:val="right" w:leader="dot"/>
+        </w:tabs>
+        <w:spacing w:after="60"/>
+      </w:pPr>
       <w:r>
-        <w:fldChar w:fldCharType="begin"/>
-        <w:instrText xml:space="preserve">TOC \o "1-3" \h \z \u</w:instrText>
-        <w:fldChar w:fldCharType="separate"/>
-        <w:t>Right-click and choose “Update Field”, or press F9, to build the table of contents.</w:t>
-        <w:fldChar w:fldCharType="end"/>
+        <w:rPr>
+          <w:rFonts w:ascii="Arial" w:hAnsi="Arial"/>
+          <w:b/>
+          <w:color w:val="333333"/>
+          <w:sz w:val="22"/>
+        </w:rPr>
+        <w:t>Course Information</w:t>
+        <w:tab/>
+        <w:t>6</w:t>
+      </w:r>
+    </w:p>
+    <w:p>
+      <w:pPr>
+        <w:tabs>
+          <w:tab w:pos="9072" w:val="right" w:leader="dot"/>
+        </w:tabs>
+        <w:spacing w:after="60"/>
+      </w:pPr>
+      <w:r>
+        <w:rPr>
+          <w:rFonts w:ascii="Arial" w:hAnsi="Arial"/>
+          <w:b/>
+          <w:color w:val="333333"/>
+          <w:sz w:val="22"/>
+        </w:rPr>
+        <w:t>Learning Outcomes</w:t>
+        <w:tab/>
+        <w:t>6</w:t>
+      </w:r>
+    </w:p>
+    <w:p>
+      <w:pPr>
+        <w:tabs>
+          <w:tab w:pos="9072" w:val="right" w:leader="dot"/>
+        </w:tabs>
+        <w:spacing w:after="60"/>
+      </w:pPr>
+      <w:r>
+        <w:rPr>
+          <w:rFonts w:ascii="Arial" w:hAnsi="Arial"/>
+          <w:b/>
+          <w:color w:val="333333"/>
+          <w:sz w:val="22"/>
+        </w:rPr>
+        <w:t>Assessment</w:t>
+        <w:tab/>
+        <w:t>6</w:t>
+      </w:r>
+    </w:p>
+    <w:p>
+      <w:pPr>
+        <w:tabs>
+          <w:tab w:pos="9072" w:val="right" w:leader="dot"/>
+        </w:tabs>
+        <w:spacing w:after="60"/>
+      </w:pPr>
+      <w:r>
+        <w:rPr>
+          <w:rFonts w:ascii="Arial" w:hAnsi="Arial"/>
+          <w:b/>
+          <w:color w:val="333333"/>
+          <w:sz w:val="22"/>
+        </w:rPr>
+        <w:t>Daily Schedule</w:t>
+        <w:tab/>
+        <w:t>7</w:t>
+      </w:r>
+    </w:p>
+    <w:p>
+      <w:pPr>
+        <w:tabs>
+          <w:tab w:pos="9072" w:val="right" w:leader="dot"/>
+        </w:tabs>
+        <w:spacing w:after="60"/>
+        <w:ind w:left="432"/>
+      </w:pPr>
+      <w:r>
+        <w:rPr>
+          <w:rFonts w:ascii="Arial" w:hAnsi="Arial"/>
+          <w:b w:val="0"/>
+          <w:color w:val="333333"/>
+          <w:sz w:val="21"/>
+        </w:rPr>
+        <w:t>Day 1 — Stakeholders, Customer Influence &amp; Branding in Marketing (starts)</w:t>
+        <w:tab/>
+        <w:t>7</w:t>
+      </w:r>
+    </w:p>
+    <w:p>
+      <w:pPr>
+        <w:tabs>
+          <w:tab w:pos="9072" w:val="right" w:leader="dot"/>
+        </w:tabs>
+        <w:spacing w:after="60"/>
+        <w:ind w:left="432"/>
+      </w:pPr>
+      <w:r>
+        <w:rPr>
+          <w:rFonts w:ascii="Arial" w:hAnsi="Arial"/>
+          <w:b w:val="0"/>
+          <w:color w:val="333333"/>
+          <w:sz w:val="21"/>
+        </w:rPr>
+        <w:t>Day 2 — Branding in Marketing (cont'd), Branding Effectiveness &amp; Assessment</w:t>
+        <w:tab/>
+        <w:t>7</w:t>
+      </w:r>
+    </w:p>
+    <w:p>
+      <w:pPr>
+        <w:tabs>
+          <w:tab w:pos="9072" w:val="right" w:leader="dot"/>
+        </w:tabs>
+        <w:spacing w:after="60"/>
+      </w:pPr>
+      <w:r>
+        <w:rPr>
+          <w:rFonts w:ascii="Arial" w:hAnsi="Arial"/>
+          <w:b/>
+          <w:color w:val="333333"/>
+          <w:sz w:val="22"/>
+        </w:rPr>
+        <w:t>Topic-by-Topic Breakdown</w:t>
+        <w:tab/>
+        <w:t>8</w:t>
+      </w:r>
+    </w:p>
+    <w:p>
+      <w:pPr>
+        <w:tabs>
+          <w:tab w:pos="9072" w:val="right" w:leader="dot"/>
+        </w:tabs>
+        <w:spacing w:after="60"/>
+        <w:ind w:left="432"/>
+      </w:pPr>
+      <w:r>
+        <w:rPr>
+          <w:rFonts w:ascii="Arial" w:hAnsi="Arial"/>
+          <w:b w:val="0"/>
+          <w:color w:val="333333"/>
+          <w:sz w:val="21"/>
+        </w:rPr>
+        <w:t>LU1 — Stakeholders and Organisation · Slide 15</w:t>
+        <w:tab/>
+        <w:t>8</w:t>
+      </w:r>
+    </w:p>
+    <w:p>
+      <w:pPr>
+        <w:tabs>
+          <w:tab w:pos="9072" w:val="right" w:leader="dot"/>
+        </w:tabs>
+        <w:spacing w:after="60"/>
+        <w:ind w:left="432"/>
+      </w:pPr>
+      <w:r>
+        <w:rPr>
+          <w:rFonts w:ascii="Arial" w:hAnsi="Arial"/>
+          <w:b w:val="0"/>
+          <w:color w:val="333333"/>
+          <w:sz w:val="21"/>
+        </w:rPr>
+        <w:t>LU2 — Customer Influence · Slide 60</w:t>
+        <w:tab/>
+        <w:t>10</w:t>
+      </w:r>
+    </w:p>
+    <w:p>
+      <w:pPr>
+        <w:tabs>
+          <w:tab w:pos="9072" w:val="right" w:leader="dot"/>
+        </w:tabs>
+        <w:spacing w:after="60"/>
+        <w:ind w:left="432"/>
+      </w:pPr>
+      <w:r>
+        <w:rPr>
+          <w:rFonts w:ascii="Arial" w:hAnsi="Arial"/>
+          <w:b w:val="0"/>
+          <w:color w:val="333333"/>
+          <w:sz w:val="21"/>
+        </w:rPr>
+        <w:t>LU3 — Branding in Marketing · Slide 107</w:t>
+        <w:tab/>
+        <w:t>12</w:t>
+      </w:r>
+    </w:p>
+    <w:p>
+      <w:pPr>
+        <w:tabs>
+          <w:tab w:pos="9072" w:val="right" w:leader="dot"/>
+        </w:tabs>
+        <w:spacing w:after="60"/>
+        <w:ind w:left="432"/>
+      </w:pPr>
+      <w:r>
+        <w:rPr>
+          <w:rFonts w:ascii="Arial" w:hAnsi="Arial"/>
+          <w:b w:val="0"/>
+          <w:color w:val="333333"/>
+          <w:sz w:val="21"/>
+        </w:rPr>
+        <w:t>LU4 — Branding Effectiveness · Slide 151</w:t>
+        <w:tab/>
+        <w:t>13</w:t>
+      </w:r>
+    </w:p>
+    <w:p>
+      <w:pPr>
+        <w:tabs>
+          <w:tab w:pos="9072" w:val="right" w:leader="dot"/>
+        </w:tabs>
+        <w:spacing w:after="60"/>
+      </w:pPr>
+      <w:r>
+        <w:rPr>
+          <w:rFonts w:ascii="Arial" w:hAnsi="Arial"/>
+          <w:b/>
+          <w:color w:val="333333"/>
+          <w:sz w:val="22"/>
+        </w:rPr>
+        <w:t>Resources Required</w:t>
+        <w:tab/>
+        <w:t>15</w:t>
+      </w:r>
+    </w:p>
+    <w:p>
+      <w:pPr>
+        <w:tabs>
+          <w:tab w:pos="9072" w:val="right" w:leader="dot"/>
+        </w:tabs>
+        <w:spacing w:after="60"/>
+      </w:pPr>
+      <w:r>
+        <w:rPr>
+          <w:rFonts w:ascii="Arial" w:hAnsi="Arial"/>
+          <w:b/>
+          <w:color w:val="333333"/>
+          <w:sz w:val="22"/>
+        </w:rPr>
+        <w:t>Assessment</w:t>
+        <w:tab/>
+        <w:t>15</w:t>
       </w:r>
     </w:p>
     <w:p>
@@ -1393,7 +1695,7 @@
                 <w:b w:val="0"/>
                 <w:sz w:val="19"/>
               </w:rPr>
-              <w:t>Slides 15–36</w:t>
+              <w:t>Slides 15–37</w:t>
             </w:r>
           </w:p>
         </w:tc>
@@ -1535,7 +1837,7 @@
                 <w:b w:val="0"/>
                 <w:sz w:val="19"/>
               </w:rPr>
-              <w:t>Slides 45–54</w:t>
+              <w:t>Slides 46–55</w:t>
             </w:r>
           </w:p>
         </w:tc>
@@ -1681,7 +1983,7 @@
                 <w:b w:val="0"/>
                 <w:sz w:val="19"/>
               </w:rPr>
-              <w:t>Slides 59–79</w:t>
+              <w:t>Slides 60–83</w:t>
             </w:r>
           </w:p>
         </w:tc>
@@ -1823,7 +2125,7 @@
                 <w:b w:val="0"/>
                 <w:sz w:val="19"/>
               </w:rPr>
-              <w:t>Slides 88–97</w:t>
+              <w:t>Slides 92–101</w:t>
             </w:r>
           </w:p>
         </w:tc>
@@ -1896,7 +2198,7 @@
                 <w:b w:val="0"/>
                 <w:sz w:val="19"/>
               </w:rPr>
-              <w:t>Slides 103–122</w:t>
+              <w:t>Slides 107–128</w:t>
             </w:r>
           </w:p>
         </w:tc>
@@ -2217,7 +2519,7 @@
                 <w:b w:val="0"/>
                 <w:sz w:val="19"/>
               </w:rPr>
-              <w:t>Slides 131–140</w:t>
+              <w:t>Slides 137–146</w:t>
             </w:r>
           </w:p>
         </w:tc>
@@ -2363,7 +2665,7 @@
                 <w:b w:val="0"/>
                 <w:sz w:val="19"/>
               </w:rPr>
-              <w:t>Slides 145–167</w:t>
+              <w:t>Slides 151–175</w:t>
             </w:r>
           </w:p>
         </w:tc>
@@ -2505,7 +2807,7 @@
                 <w:b w:val="0"/>
                 <w:sz w:val="19"/>
               </w:rPr>
-              <w:t>Slides 176–186</w:t>
+              <w:t>Slides 184–194</w:t>
             </w:r>
           </w:p>
         </w:tc>
@@ -2647,7 +2949,7 @@
                 <w:b w:val="0"/>
                 <w:sz w:val="19"/>
               </w:rPr>
-              <w:t>Slide 195</w:t>
+              <w:t>Slide 203</w:t>
             </w:r>
           </w:p>
         </w:tc>
@@ -2866,7 +3168,7 @@
                 <w:b w:val="0"/>
                 <w:sz w:val="19"/>
               </w:rPr>
-              <w:t>Slide 203</w:t>
+              <w:t>Slide 211</w:t>
             </w:r>
           </w:p>
         </w:tc>
@@ -2958,7 +3260,7 @@
         <w:pStyle w:val="Heading3"/>
       </w:pPr>
       <w:r>
-        <w:t>Activity 1 — Stakeholder Influence Mapping · Slide 26</w:t>
+        <w:t>Activity 1 — Stakeholder Influence Mapping · Slide 27</w:t>
       </w:r>
     </w:p>
     <w:p>
@@ -2981,7 +3283,7 @@
         <w:pStyle w:val="Heading3"/>
       </w:pPr>
       <w:r>
-        <w:t>Activity 2 — Audience Mapping Workshop · Slide 36</w:t>
+        <w:t>Activity 2 — Audience Mapping Workshop · Slide 37</w:t>
       </w:r>
     </w:p>
     <w:p>
@@ -3004,7 +3306,7 @@
         <w:pStyle w:val="Heading3"/>
       </w:pPr>
       <w:r>
-        <w:t>Activity 3 — Brand Attribute Mapping · Slide 45</w:t>
+        <w:t>Activity 3 — Brand Attribute Mapping · Slide 46</w:t>
       </w:r>
     </w:p>
     <w:p>
@@ -3027,7 +3329,7 @@
         <w:pStyle w:val="Heading3"/>
       </w:pPr>
       <w:r>
-        <w:t>Activity 4 — Digital Reputation Audit Exercise · Slide 54</w:t>
+        <w:t>Activity 4 — Digital Reputation Audit Exercise · Slide 55</w:t>
       </w:r>
     </w:p>
     <w:p>
@@ -3050,7 +3352,7 @@
         <w:pStyle w:val="Heading2"/>
       </w:pPr>
       <w:r>
-        <w:t>LU2 — Customer Influence · Slide 59</w:t>
+        <w:t>LU2 — Customer Influence · Slide 60</w:t>
       </w:r>
     </w:p>
     <w:p>
@@ -3103,7 +3405,7 @@
         <w:pStyle w:val="Heading3"/>
       </w:pPr>
       <w:r>
-        <w:t>Activity 5 — Brand Perception Audit · Slide 70</w:t>
+        <w:t>Activity 5 — Brand Perception Audit · Slide 74</w:t>
       </w:r>
     </w:p>
     <w:p>
@@ -3126,7 +3428,7 @@
         <w:pStyle w:val="Heading3"/>
       </w:pPr>
       <w:r>
-        <w:t>Activity 6 — Brand Advocacy Assessment · Slide 79</w:t>
+        <w:t>Activity 6 — Brand Advocacy Assessment · Slide 83</w:t>
       </w:r>
     </w:p>
     <w:p>
@@ -3149,7 +3451,7 @@
         <w:pStyle w:val="Heading3"/>
       </w:pPr>
       <w:r>
-        <w:t>Activity 7 — Campaign Documentation Audit · Slide 88</w:t>
+        <w:t>Activity 7 — Campaign Documentation Audit · Slide 92</w:t>
       </w:r>
     </w:p>
     <w:p>
@@ -3172,7 +3474,7 @@
         <w:pStyle w:val="Heading3"/>
       </w:pPr>
       <w:r>
-        <w:t>Activity 8 — Customer Perspective Analysis · Slide 97</w:t>
+        <w:t>Activity 8 — Customer Perspective Analysis · Slide 101</w:t>
       </w:r>
     </w:p>
     <w:p>
@@ -3195,7 +3497,7 @@
         <w:pStyle w:val="Heading2"/>
       </w:pPr>
       <w:r>
-        <w:t>LU3 — Branding in Marketing · Slide 103</w:t>
+        <w:t>LU3 — Branding in Marketing · Slide 107</w:t>
       </w:r>
     </w:p>
     <w:p>
@@ -3248,7 +3550,7 @@
         <w:pStyle w:val="Heading3"/>
       </w:pPr>
       <w:r>
-        <w:t>Activity 9 — Brand Audit Workshop · Slide 113</w:t>
+        <w:t>Activity 9 — Brand Audit Workshop · Slide 119</w:t>
       </w:r>
     </w:p>
     <w:p>
@@ -3271,7 +3573,7 @@
         <w:pStyle w:val="Heading3"/>
       </w:pPr>
       <w:r>
-        <w:t>Activity 10 — Brand-Marketing Audit Exercise · Slide 122</w:t>
+        <w:t>Activity 10 — Brand-Marketing Audit Exercise · Slide 128</w:t>
       </w:r>
     </w:p>
     <w:p>
@@ -3294,7 +3596,7 @@
         <w:pStyle w:val="Heading3"/>
       </w:pPr>
       <w:r>
-        <w:t>Activity 11 — Brand Activation Planning Workshop · Slide 131</w:t>
+        <w:t>Activity 11 — Brand Activation Planning Workshop · Slide 137</w:t>
       </w:r>
     </w:p>
     <w:p>
@@ -3317,7 +3619,7 @@
         <w:pStyle w:val="Heading3"/>
       </w:pPr>
       <w:r>
-        <w:t>Activity 12 — PR Campaign Budget Planning · Slide 140</w:t>
+        <w:t>Activity 12 — PR Campaign Budget Planning · Slide 146</w:t>
       </w:r>
     </w:p>
     <w:p>
@@ -3340,7 +3642,7 @@
         <w:pStyle w:val="Heading2"/>
       </w:pPr>
       <w:r>
-        <w:t>LU4 — Branding Effectiveness · Slide 145</w:t>
+        <w:t>LU4 — Branding Effectiveness · Slide 151</w:t>
       </w:r>
     </w:p>
     <w:p>
@@ -3393,7 +3695,7 @@
         <w:pStyle w:val="Heading3"/>
       </w:pPr>
       <w:r>
-        <w:t>Activity 13 — Platform Reputation Audit · Slide 158</w:t>
+        <w:t>Activity 13 — Platform Reputation Audit · Slide 166</w:t>
       </w:r>
     </w:p>
     <w:p>
@@ -3416,7 +3718,7 @@
         <w:pStyle w:val="Heading3"/>
       </w:pPr>
       <w:r>
-        <w:t>Activity 14 — Brand Health Assessment · Slide 167</w:t>
+        <w:t>Activity 14 — Brand Health Assessment · Slide 175</w:t>
       </w:r>
     </w:p>
     <w:p>
@@ -3439,7 +3741,7 @@
         <w:pStyle w:val="Heading3"/>
       </w:pPr>
       <w:r>
-        <w:t>Activity 15 — PR Crisis Response Plan · Slide 176</w:t>
+        <w:t>Activity 15 — PR Crisis Response Plan · Slide 184</w:t>
       </w:r>
     </w:p>
     <w:p>
@@ -3462,7 +3764,7 @@
         <w:pStyle w:val="Heading3"/>
       </w:pPr>
       <w:r>
-        <w:t>Activity 16 — KPI Dashboard Design · Slide 186</w:t>
+        <w:t>Activity 16 — KPI Dashboard Design · Slide 194</w:t>
       </w:r>
     </w:p>
     <w:p>
@@ -3485,7 +3787,7 @@
         <w:pStyle w:val="Heading3"/>
       </w:pPr>
       <w:r>
-        <w:t>Activity 17 — PR Campaign Audit Exercise · Slide 195</w:t>
+        <w:t>Activity 17 — PR Campaign Audit Exercise · Slide 203</w:t>
       </w:r>
     </w:p>
     <w:p>
